--- a/ТЗ_прейскурант.docx
+++ b/ТЗ_прейскурант.docx
@@ -5,6 +5,10 @@
     <w:p>
       <w:pPr>
         <w:pStyle w:val="Heading1"/>
+        <w:numPr>
+          <w:ilvl w:val="0"/>
+          <w:numId w:val="1"/>
+        </w:numPr>
         <w:spacing w:before="240" w:after="120"/>
         <w:ind w:hanging="0" w:start="0"/>
         <w:rPr/>
@@ -46,10 +50,20 @@
     <w:p>
       <w:pPr>
         <w:pStyle w:val="Heading2"/>
+        <w:numPr>
+          <w:ilvl w:val="1"/>
+          <w:numId w:val="1"/>
+        </w:numPr>
         <w:ind w:hanging="0" w:start="0"/>
         <w:rPr/>
       </w:pPr>
       <w:r>
+        <w:rPr>
+          <w:lang w:val="ru-RU"/>
+        </w:rPr>
+        <w:t xml:space="preserve">1. </w:t>
+      </w:r>
+      <w:r>
         <w:rPr/>
         <w:t>Ролевая модель:</w:t>
       </w:r>
@@ -61,442 +75,218 @@
       </w:pPr>
       <w:r>
         <w:rPr/>
-        <w:t xml:space="preserve">Р1 генеральный директор - имеет наиболее расширенные права администратора системы - может создавать и изменять учетные записи других пользователей, может просматривать, создавать и редактировать любые учетные данные системы </w:t>
-      </w:r>
-    </w:p>
-    <w:p>
-      <w:pPr>
-        <w:pStyle w:val="Normal"/>
-        <w:rPr/>
-      </w:pPr>
-      <w:r>
-        <w:rPr/>
-        <w:t>Р2 финансовый директор - может просматривать данные касающиеся медицинских характеристик услуг, и может просматривать и редактировать финансовые характеристики услуг</w:t>
-      </w:r>
-    </w:p>
-    <w:p>
-      <w:pPr>
-        <w:pStyle w:val="Normal"/>
-        <w:rPr/>
-      </w:pPr>
-      <w:r>
-        <w:rPr/>
-        <w:t>Р3 медицинский директор - - может просматривать и редактировать данные касающиеся медицинских характеристик услуг, и может просматривать финансовые характеристики услуг</w:t>
-      </w:r>
-    </w:p>
-    <w:p>
-      <w:pPr>
-        <w:pStyle w:val="Normal"/>
-        <w:rPr/>
-      </w:pPr>
-      <w:r>
-        <w:rPr/>
-        <w:t>Р4 персонал - имеет права только на чтение информации о медицинских услугах в т.ч. о стоимости</w:t>
-      </w:r>
-    </w:p>
-    <w:p>
-      <w:pPr>
-        <w:pStyle w:val="Normal"/>
-        <w:rPr/>
-      </w:pPr>
-      <w:r>
-        <w:rPr/>
-      </w:r>
-    </w:p>
-    <w:p>
-      <w:pPr>
-        <w:pStyle w:val="Normal"/>
-        <w:rPr/>
-      </w:pPr>
-      <w:r>
-        <w:rPr/>
-      </w:r>
-    </w:p>
-    <w:p>
-      <w:pPr>
-        <w:pStyle w:val="Normal"/>
-        <w:rPr/>
-      </w:pPr>
-      <w:r>
-        <w:rPr/>
-      </w:r>
-    </w:p>
-    <w:p>
-      <w:pPr>
-        <w:pStyle w:val="Heading2"/>
-        <w:ind w:hanging="0" w:start="0"/>
-        <w:rPr/>
-      </w:pPr>
-      <w:r>
-        <w:rPr/>
-        <w:t>Функциональные требования:</w:t>
-      </w:r>
-    </w:p>
-    <w:p>
-      <w:pPr>
-        <w:pStyle w:val="Normal"/>
-        <w:rPr/>
-      </w:pPr>
-      <w:r>
-        <w:rPr/>
-        <w:t xml:space="preserve">Ф1. Я, как медицинский директор, хочу иметь возможность </w:t>
+        <w:t xml:space="preserve">Р1 </w:t>
       </w:r>
       <w:r>
         <w:rPr>
           <w:b/>
           <w:bCs/>
         </w:rPr>
-        <w:t>создавать услугу</w:t>
-      </w:r>
-      <w:r>
-        <w:rPr/>
-        <w:t xml:space="preserve"> или редактировать параметры существующей услуги так, чтобы могла реализоваться моя новая инициатива.</w:t>
-      </w:r>
-    </w:p>
-    <w:p>
-      <w:pPr>
-        <w:pStyle w:val="Normal"/>
-        <w:rPr/>
-      </w:pPr>
-      <w:r>
-        <w:rPr/>
-        <w:t xml:space="preserve">Ф2. Я, как  медицинский директор      , хочу иметь возможность   </w:t>
+        <w:t>генеральный директор</w:t>
+      </w:r>
+      <w:r>
+        <w:rPr/>
+        <w:t xml:space="preserve"> - имеет наиболее расширенные права администратора системы - может создавать и изменять учетные записи других пользователей, может просматривать, создавать и редактировать любые учетные данные системы </w:t>
+      </w:r>
+    </w:p>
+    <w:p>
+      <w:pPr>
+        <w:pStyle w:val="Normal"/>
+        <w:rPr/>
+      </w:pPr>
+      <w:r>
+        <w:rPr/>
+        <w:t xml:space="preserve">Р2 </w:t>
       </w:r>
       <w:r>
         <w:rPr>
           <w:b/>
           <w:bCs/>
         </w:rPr>
-        <w:t>создавать</w:t>
-      </w:r>
-      <w:r>
-        <w:rPr/>
-        <w:t xml:space="preserve"> новую </w:t>
+        <w:t>финансовый директор</w:t>
+      </w:r>
+      <w:r>
+        <w:rPr/>
+        <w:t xml:space="preserve"> - может просматривать данные касающиеся медицинских характеристик услуг, и может просматривать и редактировать финансовые характеристики услуг</w:t>
+      </w:r>
+    </w:p>
+    <w:p>
+      <w:pPr>
+        <w:pStyle w:val="Normal"/>
+        <w:rPr/>
+      </w:pPr>
+      <w:r>
+        <w:rPr/>
+        <w:t xml:space="preserve">Р3 </w:t>
       </w:r>
       <w:r>
         <w:rPr>
           <w:b/>
           <w:bCs/>
         </w:rPr>
-        <w:t>группу</w:t>
-      </w:r>
-      <w:r>
-        <w:rPr/>
-        <w:t xml:space="preserve"> и подгруппу услуг      так, чтобы  я мог изменяя параметры</w:t>
-      </w:r>
-      <w:r>
-        <w:rPr>
-          <w:lang w:val="ru-RU"/>
-        </w:rPr>
-        <w:t xml:space="preserve"> </w:t>
-      </w:r>
-      <w:r>
-        <w:rPr>
-          <w:lang w:val="ru-RU"/>
-        </w:rPr>
-        <w:t>услуги группировать услуги</w:t>
-      </w:r>
-      <w:r>
-        <w:rPr>
-          <w:lang w:val="ru-RU"/>
-        </w:rPr>
-        <w:t xml:space="preserve"> </w:t>
-      </w:r>
-      <w:r>
-        <w:rPr/>
-        <w:t>.</w:t>
-      </w:r>
-    </w:p>
-    <w:p>
-      <w:pPr>
-        <w:pStyle w:val="Normal"/>
-        <w:rPr/>
-      </w:pPr>
-      <w:r>
-        <w:rPr/>
-        <w:t>Ф</w:t>
-      </w:r>
-      <w:r>
-        <w:rPr>
-          <w:lang w:val="ru-RU"/>
-        </w:rPr>
-        <w:t>3</w:t>
-      </w:r>
-      <w:r>
-        <w:rPr/>
-        <w:t>. Я, как   медицинский директор     , хочу иметь возможность</w:t>
-      </w:r>
-      <w:r>
-        <w:rPr>
-          <w:lang w:val="ru-RU"/>
-        </w:rPr>
-        <w:t xml:space="preserve">  </w:t>
+        <w:t>медицинский директор</w:t>
+      </w:r>
+      <w:r>
+        <w:rPr/>
+        <w:t xml:space="preserve"> - - может просматривать и редактировать данные касающиеся медицинских характеристик услуг, и может просматривать финансовые характеристики услуг</w:t>
+      </w:r>
+    </w:p>
+    <w:p>
+      <w:pPr>
+        <w:pStyle w:val="Normal"/>
+        <w:rPr/>
+      </w:pPr>
+      <w:r>
+        <w:rPr/>
+        <w:t xml:space="preserve">Р4 </w:t>
       </w:r>
       <w:r>
         <w:rPr>
           <w:b/>
           <w:bCs/>
-          <w:lang w:val="ru-RU"/>
-        </w:rPr>
-        <w:t>создавать</w:t>
-      </w:r>
-      <w:r>
-        <w:rPr>
-          <w:lang w:val="ru-RU"/>
-        </w:rPr>
-        <w:t xml:space="preserve"> новые </w:t>
+        </w:rPr>
+        <w:t>персонал</w:t>
+      </w:r>
+      <w:r>
+        <w:rPr/>
+        <w:t xml:space="preserve"> - имеет права только на чтение информации о медицинских услугах в т.ч. о стоимости</w:t>
+      </w:r>
+    </w:p>
+    <w:p>
+      <w:pPr>
+        <w:pStyle w:val="Normal"/>
+        <w:rPr/>
+      </w:pPr>
+      <w:r>
+        <w:rPr/>
+      </w:r>
+    </w:p>
+    <w:p>
+      <w:pPr>
+        <w:pStyle w:val="Normal"/>
+        <w:rPr/>
+      </w:pPr>
+      <w:r>
+        <w:rPr/>
+      </w:r>
+    </w:p>
+    <w:p>
+      <w:pPr>
+        <w:pStyle w:val="Normal"/>
+        <w:rPr/>
+      </w:pPr>
+      <w:r>
+        <w:rPr/>
+      </w:r>
+    </w:p>
+    <w:p>
+      <w:pPr>
+        <w:pStyle w:val="Heading2"/>
+        <w:numPr>
+          <w:ilvl w:val="1"/>
+          <w:numId w:val="1"/>
+        </w:numPr>
+        <w:ind w:hanging="0" w:start="0"/>
+        <w:rPr/>
+      </w:pPr>
+      <w:r>
+        <w:rPr>
+          <w:lang w:val="ru-RU"/>
+        </w:rPr>
+        <w:t xml:space="preserve">2. </w:t>
+      </w:r>
+      <w:r>
+        <w:rPr/>
+        <w:t>Функциональные требования:</w:t>
+      </w:r>
+    </w:p>
+    <w:p>
+      <w:pPr>
+        <w:pStyle w:val="Normal"/>
+        <w:rPr/>
+      </w:pPr>
+      <w:r>
+        <w:rPr/>
+        <w:t xml:space="preserve">Ф1. Я, как медицинский директор, хочу иметь возможность </w:t>
       </w:r>
       <w:r>
         <w:rPr>
           <w:b/>
           <w:bCs/>
-          <w:lang w:val="ru-RU"/>
-        </w:rPr>
-        <w:t>пакеты услуг</w:t>
-      </w:r>
-      <w:r>
-        <w:rPr>
-          <w:lang w:val="ru-RU"/>
-        </w:rPr>
-        <w:t xml:space="preserve"> и изменять существующие</w:t>
-      </w:r>
-      <w:r>
-        <w:rPr>
-          <w:lang w:val="ru-RU"/>
-        </w:rPr>
-        <w:t xml:space="preserve">       </w:t>
-      </w:r>
-      <w:r>
-        <w:rPr/>
-        <w:t>так, чтобы</w:t>
-      </w:r>
-      <w:r>
-        <w:rPr>
-          <w:lang w:val="ru-RU"/>
-        </w:rPr>
-        <w:t xml:space="preserve">   </w:t>
-      </w:r>
-      <w:r>
-        <w:rPr>
-          <w:lang w:val="ru-RU"/>
-        </w:rPr>
-        <w:t xml:space="preserve">персонал мог предлагать актуальные наборы совместимых услуг </w:t>
-      </w:r>
-      <w:r>
-        <w:rPr>
-          <w:lang w:val="ru-RU"/>
-        </w:rPr>
-        <w:t xml:space="preserve"> </w:t>
-      </w:r>
-      <w:r>
-        <w:rPr/>
-        <w:t>.</w:t>
-      </w:r>
-    </w:p>
-    <w:p>
-      <w:pPr>
-        <w:pStyle w:val="Normal"/>
-        <w:rPr/>
-      </w:pPr>
-      <w:r>
-        <w:rPr/>
-        <w:t>Ф</w:t>
-      </w:r>
-      <w:r>
-        <w:rPr>
-          <w:lang w:val="ru-RU"/>
-        </w:rPr>
-        <w:t>4</w:t>
-      </w:r>
-      <w:r>
-        <w:rPr/>
-        <w:t>. Я, как   медицинский директор     , хочу иметь возможность</w:t>
-      </w:r>
-      <w:r>
-        <w:rPr>
-          <w:lang w:val="ru-RU"/>
-        </w:rPr>
-        <w:t xml:space="preserve">   </w:t>
-      </w:r>
-      <w:r>
-        <w:rPr>
-          <w:lang w:val="ru-RU"/>
-        </w:rPr>
-        <w:t xml:space="preserve">за одну сессию работы в системе создавать </w:t>
+        </w:rPr>
+        <w:t>создавать услугу</w:t>
+      </w:r>
+      <w:r>
+        <w:rPr/>
+        <w:t xml:space="preserve"> или редактировать параметры существующей услуги так, чтобы могла реализоваться моя новая инициатива.</w:t>
+      </w:r>
+    </w:p>
+    <w:p>
+      <w:pPr>
+        <w:pStyle w:val="Normal"/>
+        <w:rPr/>
+      </w:pPr>
+      <w:r>
+        <w:rPr/>
+        <w:t xml:space="preserve">Ф2. Я, как  медицинский директор      , хочу иметь возможность   </w:t>
       </w:r>
       <w:r>
         <w:rPr>
           <w:b/>
           <w:bCs/>
-          <w:lang w:val="ru-RU"/>
-        </w:rPr>
-        <w:t>заявку на изменение</w:t>
-      </w:r>
-      <w:r>
-        <w:rPr>
-          <w:lang w:val="ru-RU"/>
-        </w:rPr>
-        <w:t xml:space="preserve"> сразу нескольких параметров </w:t>
-      </w:r>
-      <w:r>
-        <w:rPr>
-          <w:lang w:val="ru-RU"/>
-        </w:rPr>
-        <w:t xml:space="preserve">   </w:t>
-      </w:r>
-      <w:r>
-        <w:rPr>
-          <w:lang w:val="ru-RU"/>
-        </w:rPr>
-        <w:t>согласно Ф1 - Ф3</w:t>
-      </w:r>
-      <w:r>
-        <w:rPr>
-          <w:lang w:val="ru-RU"/>
-        </w:rPr>
-        <w:t xml:space="preserve">   </w:t>
-      </w:r>
-      <w:r>
-        <w:rPr>
-          <w:lang w:val="ru-RU"/>
-        </w:rPr>
-        <w:t xml:space="preserve">и отправлять на согласование заявку финансовому директору </w:t>
-      </w:r>
-      <w:r>
-        <w:rPr/>
-        <w:t>так, чтобы</w:t>
-      </w:r>
-      <w:r>
-        <w:rPr>
-          <w:lang w:val="ru-RU"/>
-        </w:rPr>
-        <w:t xml:space="preserve">   </w:t>
-      </w:r>
-      <w:r>
-        <w:rPr>
-          <w:lang w:val="ru-RU"/>
-        </w:rPr>
-        <w:t>не плодить множество заявок на каждое изменение</w:t>
-      </w:r>
-      <w:r>
-        <w:rPr/>
-        <w:t>.</w:t>
-      </w:r>
-    </w:p>
-    <w:p>
-      <w:pPr>
-        <w:pStyle w:val="Normal"/>
-        <w:rPr/>
-      </w:pPr>
-      <w:r>
-        <w:rPr/>
-        <w:t>Ф</w:t>
-      </w:r>
-      <w:r>
-        <w:rPr>
-          <w:lang w:val="ru-RU"/>
-        </w:rPr>
-        <w:t>5</w:t>
-      </w:r>
-      <w:r>
-        <w:rPr/>
-        <w:t>. Я, как    финансовый директор    , хочу иметь возможность</w:t>
-      </w:r>
-      <w:r>
-        <w:rPr>
-          <w:lang w:val="ru-RU"/>
-        </w:rPr>
-        <w:t xml:space="preserve">    </w:t>
+        </w:rPr>
+        <w:t>создавать</w:t>
+      </w:r>
+      <w:r>
+        <w:rPr/>
+        <w:t xml:space="preserve"> новую </w:t>
       </w:r>
       <w:r>
         <w:rPr>
           <w:b/>
           <w:bCs/>
-          <w:lang w:val="ru-RU"/>
-        </w:rPr>
-        <w:t>получать уведомление</w:t>
-      </w:r>
-      <w:r>
-        <w:rPr>
-          <w:lang w:val="ru-RU"/>
-        </w:rPr>
-        <w:t xml:space="preserve"> о новой заявке на изменение услуг</w:t>
+        </w:rPr>
+        <w:t>группу</w:t>
+      </w:r>
+      <w:r>
+        <w:rPr/>
+        <w:t xml:space="preserve"> и подгруппу услуг      так, чтобы  я мог изменяя параметры</w:t>
+      </w:r>
+      <w:r>
+        <w:rPr>
+          <w:lang w:val="ru-RU"/>
+        </w:rPr>
+        <w:t xml:space="preserve"> услуги группировать услуги </w:t>
+      </w:r>
+      <w:r>
+        <w:rPr/>
+        <w:t>.</w:t>
+      </w:r>
+    </w:p>
+    <w:p>
+      <w:pPr>
+        <w:pStyle w:val="Normal"/>
+        <w:rPr/>
+      </w:pPr>
+      <w:r>
+        <w:rPr/>
+        <w:t>Ф</w:t>
+      </w:r>
+      <w:r>
+        <w:rPr>
+          <w:lang w:val="ru-RU"/>
+        </w:rPr>
+        <w:t>3</w:t>
+      </w:r>
+      <w:r>
+        <w:rPr/>
+        <w:t>. Я, как   медицинский директор     , хочу иметь возможность</w:t>
       </w:r>
       <w:r>
         <w:rPr>
           <w:lang w:val="ru-RU"/>
         </w:rPr>
         <w:t xml:space="preserve">  </w:t>
-      </w:r>
-      <w:r>
-        <w:rPr>
-          <w:lang w:val="ru-RU"/>
-        </w:rPr>
-        <w:t>от медицинского директора</w:t>
-      </w:r>
-      <w:r>
-        <w:rPr>
-          <w:lang w:val="ru-RU"/>
-        </w:rPr>
-        <w:t xml:space="preserve">  </w:t>
-      </w:r>
-      <w:r>
-        <w:rPr/>
-        <w:t>так, чтобы</w:t>
-      </w:r>
-      <w:r>
-        <w:rPr>
-          <w:lang w:val="ru-RU"/>
-        </w:rPr>
-        <w:t xml:space="preserve">  </w:t>
-      </w:r>
-      <w:r>
-        <w:rPr>
-          <w:lang w:val="ru-RU"/>
-        </w:rPr>
-        <w:t>без задержек по времени приступить к рассмотрению заявки</w:t>
-      </w:r>
-      <w:r>
-        <w:rPr>
-          <w:lang w:val="ru-RU"/>
-        </w:rPr>
-        <w:t xml:space="preserve">  </w:t>
-      </w:r>
-      <w:r>
-        <w:rPr/>
-        <w:t>.</w:t>
-      </w:r>
-    </w:p>
-    <w:p>
-      <w:pPr>
-        <w:pStyle w:val="Normal"/>
-        <w:rPr/>
-      </w:pPr>
-      <w:r>
-        <w:rPr/>
-        <w:t>Ф</w:t>
-      </w:r>
-      <w:r>
-        <w:rPr>
-          <w:lang w:val="ru-RU"/>
-        </w:rPr>
-        <w:t>6</w:t>
-      </w:r>
-      <w:r>
-        <w:rPr/>
-        <w:t>. Я, как   финансовый директор        , хочу иметь возможность</w:t>
-      </w:r>
-      <w:r>
-        <w:rPr>
-          <w:lang w:val="ru-RU"/>
-        </w:rPr>
-        <w:t xml:space="preserve">    </w:t>
-      </w:r>
-      <w:r>
-        <w:rPr>
-          <w:lang w:val="ru-RU"/>
-        </w:rPr>
-        <w:t xml:space="preserve">при согласовании заявки на изменение </w:t>
       </w:r>
       <w:r>
         <w:rPr>
@@ -504,89 +294,13 @@
           <w:bCs/>
           <w:lang w:val="ru-RU"/>
         </w:rPr>
-        <w:t>вносить правки в параметры цены</w:t>
-      </w:r>
-      <w:r>
-        <w:rPr>
-          <w:lang w:val="ru-RU"/>
-        </w:rPr>
-        <w:t xml:space="preserve"> </w:t>
-      </w:r>
-      <w:r>
-        <w:rPr>
-          <w:lang w:val="ru-RU"/>
-        </w:rPr>
-        <w:t xml:space="preserve">   </w:t>
-      </w:r>
-      <w:r>
-        <w:rPr>
-          <w:lang w:val="ru-RU"/>
-        </w:rPr>
-        <w:t>и оставлять</w:t>
-      </w:r>
-      <w:r>
-        <w:rPr>
-          <w:lang w:val="ru-RU"/>
-        </w:rPr>
-        <w:t xml:space="preserve">  </w:t>
-      </w:r>
-      <w:r>
-        <w:rPr/>
-        <w:t>так, чтобы</w:t>
-      </w:r>
-      <w:r>
-        <w:rPr>
-          <w:lang w:val="ru-RU"/>
-        </w:rPr>
-        <w:t xml:space="preserve">   </w:t>
-      </w:r>
-      <w:r>
-        <w:rPr>
-          <w:lang w:val="ru-RU"/>
-        </w:rPr>
-        <w:t>я мог исходя из своих соображений корректирвать приемлемую цену</w:t>
-      </w:r>
-      <w:r>
-        <w:rPr>
-          <w:lang w:val="ru-RU"/>
-        </w:rPr>
-        <w:t xml:space="preserve"> </w:t>
-      </w:r>
-      <w:r>
-        <w:rPr>
-          <w:lang w:val="ru-RU"/>
-        </w:rPr>
-        <w:t>на услуги</w:t>
-      </w:r>
-      <w:r>
-        <w:rPr/>
-        <w:t>.</w:t>
-      </w:r>
-    </w:p>
-    <w:p>
-      <w:pPr>
-        <w:pStyle w:val="Normal"/>
-        <w:rPr/>
-      </w:pPr>
-      <w:r>
-        <w:rPr/>
-        <w:t>Ф</w:t>
-      </w:r>
-      <w:r>
-        <w:rPr>
-          <w:lang w:val="ru-RU"/>
-        </w:rPr>
-        <w:t>7</w:t>
-      </w:r>
-      <w:r>
-        <w:rPr/>
-        <w:t>.Я, как    финансовый директор         , хочу иметь возможность</w:t>
-      </w:r>
-      <w:r>
-        <w:rPr>
-          <w:lang w:val="ru-RU"/>
-        </w:rPr>
-        <w:t xml:space="preserve">     </w:t>
+        <w:t>создавать</w:t>
+      </w:r>
+      <w:r>
+        <w:rPr>
+          <w:lang w:val="ru-RU"/>
+        </w:rPr>
+        <w:t xml:space="preserve"> новые </w:t>
       </w:r>
       <w:r>
         <w:rPr>
@@ -594,19 +308,13 @@
           <w:bCs/>
           <w:lang w:val="ru-RU"/>
         </w:rPr>
-        <w:t>согласовать или вернуть на доработку заявку</w:t>
-      </w:r>
-      <w:r>
-        <w:rPr>
-          <w:lang w:val="ru-RU"/>
-        </w:rPr>
-        <w:t xml:space="preserve"> </w:t>
-      </w:r>
-      <w:r>
-        <w:rPr>
-          <w:lang w:val="ru-RU"/>
-        </w:rPr>
-        <w:t xml:space="preserve">    </w:t>
+        <w:t>пакеты услуг</w:t>
+      </w:r>
+      <w:r>
+        <w:rPr>
+          <w:lang w:val="ru-RU"/>
+        </w:rPr>
+        <w:t xml:space="preserve"> и изменять существующие       </w:t>
       </w:r>
       <w:r>
         <w:rPr/>
@@ -616,38 +324,11 @@
         <w:rPr>
           <w:lang w:val="ru-RU"/>
         </w:rPr>
-        <w:t xml:space="preserve">  </w:t>
-      </w:r>
-      <w:r>
-        <w:rPr>
-          <w:lang w:val="ru-RU"/>
-        </w:rPr>
-        <w:t>в случае согласования заявка отправлялась на утверждение генеральному директору, в ином случае — на доработку медицинскому директору</w:t>
-      </w:r>
-      <w:r>
-        <w:rPr>
-          <w:lang w:val="ru-RU"/>
-        </w:rPr>
-        <w:t xml:space="preserve">  </w:t>
-      </w:r>
-      <w:r>
-        <w:rPr/>
-        <w:t xml:space="preserve">. </w:t>
-      </w:r>
-      <w:r>
-        <w:rPr>
-          <w:lang w:val="ru-RU"/>
-        </w:rPr>
-        <w:t xml:space="preserve">При этом при </w:t>
-      </w:r>
-    </w:p>
-    <w:p>
-      <w:pPr>
-        <w:pStyle w:val="Normal"/>
-        <w:rPr/>
-      </w:pPr>
-      <w:r>
-        <w:rPr/>
+        <w:t xml:space="preserve">   персонал мог предлагать актуальные наборы совместимых услуг  </w:t>
+      </w:r>
+      <w:r>
+        <w:rPr/>
+        <w:t>.</w:t>
       </w:r>
     </w:p>
     <w:p>
@@ -663,17 +344,17 @@
         <w:rPr>
           <w:lang w:val="ru-RU"/>
         </w:rPr>
-        <w:t>8</w:t>
-      </w:r>
-      <w:r>
-        <w:rPr/>
-        <w:t>.  Я, как     генеральный директор        , хочу иметь возможность</w:t>
-      </w:r>
-      <w:r>
-        <w:rPr>
-          <w:lang w:val="ru-RU"/>
-        </w:rPr>
-        <w:t xml:space="preserve">     </w:t>
+        <w:t>4</w:t>
+      </w:r>
+      <w:r>
+        <w:rPr/>
+        <w:t>. Я, как   медицинский директор     , хочу иметь возможность</w:t>
+      </w:r>
+      <w:r>
+        <w:rPr>
+          <w:lang w:val="ru-RU"/>
+        </w:rPr>
+        <w:t xml:space="preserve">   за одну сессию работы в системе создавать </w:t>
       </w:r>
       <w:r>
         <w:rPr>
@@ -681,166 +362,53 @@
           <w:bCs/>
           <w:lang w:val="ru-RU"/>
         </w:rPr>
-        <w:t>согласовать или вернуть на доработку заявку</w:t>
-      </w:r>
-      <w:r>
-        <w:rPr>
-          <w:lang w:val="ru-RU"/>
-        </w:rPr>
-        <w:t xml:space="preserve">  </w:t>
-      </w:r>
-      <w:r>
-        <w:rPr>
-          <w:lang w:val="ru-RU"/>
-        </w:rPr>
-        <w:t>финансовому директору или медицинскому директору</w:t>
+        <w:t>заявку на изменение</w:t>
+      </w:r>
+      <w:r>
+        <w:rPr>
+          <w:lang w:val="ru-RU"/>
+        </w:rPr>
+        <w:t xml:space="preserve"> сразу нескольких параметров    согласно Ф1 - Ф3   и отправлять на согласование заявку финансовому директору </w:t>
+      </w:r>
+      <w:r>
+        <w:rPr/>
+        <w:t>так, чтобы</w:t>
+      </w:r>
+      <w:r>
+        <w:rPr>
+          <w:lang w:val="ru-RU"/>
+        </w:rPr>
+        <w:t xml:space="preserve">   не плодить множество заявок на каждое изменение</w:t>
+      </w:r>
+      <w:r>
+        <w:rPr/>
+        <w:t>.</w:t>
+      </w:r>
+    </w:p>
+    <w:p>
+      <w:pPr>
+        <w:pStyle w:val="Normal"/>
+        <w:rPr/>
+      </w:pPr>
+      <w:r>
+        <w:rPr/>
+        <w:t>Ф</w:t>
+      </w:r>
+      <w:r>
+        <w:rPr>
+          <w:lang w:val="ru-RU"/>
+        </w:rPr>
+        <w:t>5</w:t>
+      </w:r>
+      <w:r>
+        <w:rPr/>
+        <w:t>. Я, как    финансовый директор    , хочу иметь возможность</w:t>
       </w:r>
       <w:r>
         <w:rPr>
           <w:lang w:val="ru-RU"/>
         </w:rPr>
         <w:t xml:space="preserve">    </w:t>
-      </w:r>
-      <w:r>
-        <w:rPr/>
-        <w:t>так, чтобы</w:t>
-      </w:r>
-      <w:r>
-        <w:rPr>
-          <w:lang w:val="ru-RU"/>
-        </w:rPr>
-        <w:t xml:space="preserve">  </w:t>
-      </w:r>
-      <w:r>
-        <w:rPr>
-          <w:lang w:val="ru-RU"/>
-        </w:rPr>
-        <w:t xml:space="preserve">в случае согласования заявка </w:t>
-      </w:r>
-      <w:r>
-        <w:rPr>
-          <w:lang w:val="ru-RU"/>
-        </w:rPr>
-        <w:t>изменения в услуги вносились сразу же</w:t>
-      </w:r>
-      <w:r>
-        <w:rPr>
-          <w:lang w:val="ru-RU"/>
-        </w:rPr>
-        <w:t xml:space="preserve">  , в ином случае — на доработку  </w:t>
-      </w:r>
-      <w:r>
-        <w:rPr>
-          <w:lang w:val="ru-RU"/>
-        </w:rPr>
-        <w:t>финансовому директору или медицинскому директору</w:t>
-      </w:r>
-      <w:r>
-        <w:rPr>
-          <w:lang w:val="ru-RU"/>
-        </w:rPr>
-        <w:t xml:space="preserve"> .</w:t>
-      </w:r>
-      <w:r>
-        <w:rPr>
-          <w:lang w:val="en-US"/>
-        </w:rPr>
-        <w:t xml:space="preserve"> </w:t>
-      </w:r>
-      <w:r>
-        <w:rPr>
-          <w:lang w:val="ru-RU"/>
-        </w:rPr>
-        <w:t xml:space="preserve">У </w:t>
-      </w:r>
-      <w:r>
-        <w:rPr>
-          <w:lang w:val="en-US"/>
-        </w:rPr>
-        <w:t xml:space="preserve"> </w:t>
-      </w:r>
-      <w:r>
-        <w:rPr>
-          <w:lang w:val="ru-RU"/>
-        </w:rPr>
-        <w:t xml:space="preserve">Р1 генеральный директор </w:t>
-      </w:r>
-      <w:r>
-        <w:rPr>
-          <w:lang w:val="ru-RU"/>
-        </w:rPr>
-        <w:t xml:space="preserve">должен быть выбор кому отправить заявку на доработку: </w:t>
-      </w:r>
-      <w:r>
-        <w:rPr>
-          <w:lang w:val="ru-RU"/>
-        </w:rPr>
-        <w:t xml:space="preserve">Р2 финансовый директор </w:t>
-      </w:r>
-      <w:r>
-        <w:rPr>
-          <w:lang w:val="ru-RU"/>
-        </w:rPr>
-        <w:t>и</w:t>
-      </w:r>
-      <w:r>
-        <w:rPr>
-          <w:lang w:val="ru-RU"/>
-        </w:rPr>
-        <w:t>ли</w:t>
-      </w:r>
-      <w:r>
-        <w:rPr>
-          <w:lang w:val="ru-RU"/>
-        </w:rPr>
-        <w:t xml:space="preserve"> Р3 медицинский директор </w:t>
-      </w:r>
-      <w:r>
-        <w:rPr/>
-        <w:t>.</w:t>
-      </w:r>
-    </w:p>
-    <w:p>
-      <w:pPr>
-        <w:pStyle w:val="Normal"/>
-        <w:rPr/>
-      </w:pPr>
-      <w:r>
-        <w:rPr/>
-      </w:r>
-    </w:p>
-    <w:p>
-      <w:pPr>
-        <w:pStyle w:val="Normal"/>
-        <w:rPr/>
-      </w:pPr>
-      <w:r>
-        <w:rPr>
-          <w:lang w:val="ru-RU"/>
-        </w:rPr>
-        <w:t>Ф</w:t>
-      </w:r>
-      <w:r>
-        <w:rPr>
-          <w:lang w:val="ru-RU"/>
-        </w:rPr>
-        <w:t>2</w:t>
-      </w:r>
-      <w:r>
-        <w:rPr>
-          <w:lang w:val="ru-RU"/>
-        </w:rPr>
-        <w:t>2</w:t>
-      </w:r>
-      <w:r>
-        <w:rPr/>
-        <w:t xml:space="preserve">. </w:t>
-      </w:r>
-      <w:r>
-        <w:rPr>
-          <w:lang w:val="ru-RU"/>
-        </w:rPr>
-        <w:t xml:space="preserve">Статус и детализация по всем заявкам на изменение услуг должен быть доступен в </w:t>
       </w:r>
       <w:r>
         <w:rPr>
@@ -848,74 +416,53 @@
           <w:bCs/>
           <w:lang w:val="ru-RU"/>
         </w:rPr>
-        <w:t>едином дашборде</w:t>
-      </w:r>
-      <w:r>
-        <w:rPr>
-          <w:lang w:val="ru-RU"/>
-        </w:rPr>
-        <w:t xml:space="preserve"> для Р1 генеральный директор, </w:t>
-      </w:r>
-      <w:r>
-        <w:rPr/>
-        <w:t xml:space="preserve">Р2 финансовый директор </w:t>
-      </w:r>
-      <w:r>
-        <w:rPr>
-          <w:lang w:val="ru-RU"/>
-        </w:rPr>
-        <w:t>и Р3 медицинский директор, чтобы по каждой заявке в любой момент каждый директор мог проверить статус каждой заявки, просмотреть каждую заявку,</w:t>
-      </w:r>
-    </w:p>
-    <w:p>
-      <w:pPr>
-        <w:pStyle w:val="Normal"/>
-        <w:rPr>
-          <w:lang w:val="ru-RU"/>
-        </w:rPr>
-      </w:pPr>
-      <w:r>
-        <w:rPr>
-          <w:lang w:val="ru-RU"/>
-        </w:rPr>
-      </w:r>
-    </w:p>
-    <w:p>
-      <w:pPr>
-        <w:pStyle w:val="Normal"/>
-        <w:rPr>
-          <w:lang w:val="ru-RU"/>
-        </w:rPr>
-      </w:pPr>
-      <w:r>
-        <w:rPr>
-          <w:lang w:val="ru-RU"/>
-        </w:rPr>
-        <w:t xml:space="preserve">Ф33.  </w:t>
-      </w:r>
-      <w:r>
-        <w:rPr>
-          <w:lang w:val="ru-RU"/>
-        </w:rPr>
-        <w:t xml:space="preserve">Р1 генеральный директор, </w:t>
-      </w:r>
-      <w:r>
-        <w:rPr>
-          <w:lang w:val="ru-RU"/>
-        </w:rPr>
-        <w:t xml:space="preserve">Р2 финансовый директор </w:t>
-      </w:r>
-      <w:r>
-        <w:rPr>
-          <w:lang w:val="ru-RU"/>
-        </w:rPr>
-        <w:t xml:space="preserve">и Р3 медицинский директор </w:t>
-      </w:r>
-      <w:r>
-        <w:rPr>
-          <w:lang w:val="ru-RU"/>
-        </w:rPr>
-        <w:t xml:space="preserve">должны иметь возможность </w:t>
+        <w:t>получать уведомление</w:t>
+      </w:r>
+      <w:r>
+        <w:rPr>
+          <w:lang w:val="ru-RU"/>
+        </w:rPr>
+        <w:t xml:space="preserve"> о новой заявке на изменение услуг  от медицинского директора  </w:t>
+      </w:r>
+      <w:r>
+        <w:rPr/>
+        <w:t>так, чтобы</w:t>
+      </w:r>
+      <w:r>
+        <w:rPr>
+          <w:lang w:val="ru-RU"/>
+        </w:rPr>
+        <w:t xml:space="preserve">  без задержек по времени приступить к рассмотрению заявки  </w:t>
+      </w:r>
+      <w:r>
+        <w:rPr/>
+        <w:t>.</w:t>
+      </w:r>
+    </w:p>
+    <w:p>
+      <w:pPr>
+        <w:pStyle w:val="Normal"/>
+        <w:rPr/>
+      </w:pPr>
+      <w:r>
+        <w:rPr/>
+        <w:t>Ф</w:t>
+      </w:r>
+      <w:r>
+        <w:rPr>
+          <w:lang w:val="ru-RU"/>
+        </w:rPr>
+        <w:t>6</w:t>
+      </w:r>
+      <w:r>
+        <w:rPr/>
+        <w:t>. Я, как   финансовый директор        , хочу иметь возможность</w:t>
+      </w:r>
+      <w:r>
+        <w:rPr>
+          <w:lang w:val="ru-RU"/>
+        </w:rPr>
+        <w:t xml:space="preserve">    при согласовании заявки на изменение </w:t>
       </w:r>
       <w:r>
         <w:rPr>
@@ -923,38 +470,53 @@
           <w:bCs/>
           <w:lang w:val="ru-RU"/>
         </w:rPr>
-        <w:t>оставлять комментарии</w:t>
-      </w:r>
-      <w:r>
-        <w:rPr>
-          <w:lang w:val="ru-RU"/>
-        </w:rPr>
-        <w:t xml:space="preserve"> к любой заявке в любом статусе.</w:t>
-      </w:r>
-    </w:p>
-    <w:p>
-      <w:pPr>
-        <w:pStyle w:val="Normal"/>
-        <w:rPr>
-          <w:lang w:val="ru-RU"/>
-        </w:rPr>
-      </w:pPr>
-      <w:r>
-        <w:rPr>
-          <w:lang w:val="ru-RU"/>
-        </w:rPr>
-      </w:r>
-    </w:p>
-    <w:p>
-      <w:pPr>
-        <w:pStyle w:val="Normal"/>
-        <w:rPr/>
-      </w:pPr>
-      <w:r>
-        <w:rPr>
-          <w:lang w:val="ru-RU"/>
-        </w:rPr>
-        <w:t xml:space="preserve">Ф31. </w:t>
+        <w:t>вносить правки в параметры цены</w:t>
+      </w:r>
+      <w:r>
+        <w:rPr>
+          <w:lang w:val="ru-RU"/>
+        </w:rPr>
+        <w:t xml:space="preserve">    и оставлять  </w:t>
+      </w:r>
+      <w:r>
+        <w:rPr/>
+        <w:t>так, чтобы</w:t>
+      </w:r>
+      <w:r>
+        <w:rPr>
+          <w:lang w:val="ru-RU"/>
+        </w:rPr>
+        <w:t xml:space="preserve">   я мог исходя из своих соображений корректирвать приемлемую цену на услуги</w:t>
+      </w:r>
+      <w:r>
+        <w:rPr/>
+        <w:t>.</w:t>
+      </w:r>
+    </w:p>
+    <w:p>
+      <w:pPr>
+        <w:pStyle w:val="Normal"/>
+        <w:rPr/>
+      </w:pPr>
+      <w:r>
+        <w:rPr/>
+        <w:t>Ф</w:t>
+      </w:r>
+      <w:r>
+        <w:rPr>
+          <w:lang w:val="ru-RU"/>
+        </w:rPr>
+        <w:t>7</w:t>
+      </w:r>
+      <w:r>
+        <w:rPr/>
+        <w:t>.Я, как    финансовый директор         , хочу иметь возможность</w:t>
+      </w:r>
+      <w:r>
+        <w:rPr>
+          <w:lang w:val="ru-RU"/>
+        </w:rPr>
+        <w:t xml:space="preserve">     </w:t>
       </w:r>
       <w:r>
         <w:rPr>
@@ -962,25 +524,337 @@
           <w:bCs/>
           <w:lang w:val="ru-RU"/>
         </w:rPr>
+        <w:t>согласовать или вернуть на доработку заявку</w:t>
+      </w:r>
+      <w:r>
+        <w:rPr>
+          <w:lang w:val="ru-RU"/>
+        </w:rPr>
+        <w:t xml:space="preserve">     </w:t>
+      </w:r>
+      <w:r>
+        <w:rPr/>
+        <w:t>так, чтобы</w:t>
+      </w:r>
+      <w:r>
+        <w:rPr>
+          <w:lang w:val="ru-RU"/>
+        </w:rPr>
+        <w:t xml:space="preserve">  в случае согласования заявка отправлялась на утверждение генеральному директору, в ином случае — на доработку медицинскому директору  </w:t>
+      </w:r>
+      <w:r>
+        <w:rPr/>
+        <w:t xml:space="preserve">. </w:t>
+      </w:r>
+      <w:r>
+        <w:rPr>
+          <w:lang w:val="ru-RU"/>
+        </w:rPr>
+        <w:t xml:space="preserve"> </w:t>
+        <w:br/>
+      </w:r>
+      <w:r>
+        <w:rPr>
+          <w:shd w:fill="FFFF00" w:val="clear"/>
+          <w:lang w:val="ru-RU"/>
+        </w:rPr>
+        <w:t>Ф7</w:t>
+      </w:r>
+      <w:r>
+        <w:rPr>
+          <w:shd w:fill="FFFF00" w:val="clear"/>
+          <w:lang w:val="ru-RU"/>
+        </w:rPr>
+        <w:t>2</w:t>
+      </w:r>
+      <w:r>
+        <w:rPr>
+          <w:shd w:fill="FFFF00" w:val="clear"/>
+          <w:lang w:val="ru-RU"/>
+        </w:rPr>
+        <w:t xml:space="preserve">.Я, как    финансовый директор         , хочу иметь возможность     </w:t>
+      </w:r>
+      <w:r>
+        <w:rPr>
+          <w:b/>
+          <w:bCs/>
+          <w:shd w:fill="FFFF00" w:val="clear"/>
+          <w:lang w:val="ru-RU"/>
+        </w:rPr>
+        <w:t>делать заявку</w:t>
+      </w:r>
+      <w:r>
+        <w:rPr>
+          <w:shd w:fill="FFFF00" w:val="clear"/>
+          <w:lang w:val="ru-RU"/>
+        </w:rPr>
+        <w:t xml:space="preserve"> на изменение финансовых параметров услуг и пакетов услуги отправлять заявку на согласование Р1 </w:t>
+      </w:r>
+      <w:r>
+        <w:rPr>
+          <w:b w:val="false"/>
+          <w:bCs w:val="false"/>
+          <w:shd w:fill="FFFF00" w:val="clear"/>
+          <w:lang w:val="ru-RU"/>
+        </w:rPr>
+        <w:t>генеральный директор</w:t>
+      </w:r>
+      <w:r>
+        <w:rPr>
+          <w:shd w:fill="FFFF00" w:val="clear"/>
+          <w:lang w:val="ru-RU"/>
+        </w:rPr>
+        <w:t xml:space="preserve">    так, чтобы  в случае согласования  </w:t>
+      </w:r>
+      <w:r>
+        <w:rPr>
+          <w:shd w:fill="FFFF00" w:val="clear"/>
+          <w:lang w:val="ru-RU"/>
+        </w:rPr>
+        <w:t>изменения из заявки вносились в систему</w:t>
+      </w:r>
+      <w:r>
+        <w:rPr>
+          <w:shd w:fill="FFFF00" w:val="clear"/>
+          <w:lang w:val="ru-RU"/>
+        </w:rPr>
+        <w:t xml:space="preserve">, в ином случае — </w:t>
+      </w:r>
+      <w:r>
+        <w:rPr>
+          <w:shd w:fill="FFFF00" w:val="clear"/>
+          <w:lang w:val="ru-RU"/>
+        </w:rPr>
+        <w:t>заявка возвращалась мне на доработку</w:t>
+      </w:r>
+      <w:r>
+        <w:rPr>
+          <w:shd w:fill="FFFF00" w:val="clear"/>
+          <w:lang w:val="ru-RU"/>
+        </w:rPr>
+        <w:t xml:space="preserve">  .  </w:t>
+      </w:r>
+    </w:p>
+    <w:p>
+      <w:pPr>
+        <w:pStyle w:val="Normal"/>
+        <w:rPr/>
+      </w:pPr>
+      <w:r>
+        <w:rPr/>
+      </w:r>
+    </w:p>
+    <w:p>
+      <w:pPr>
+        <w:pStyle w:val="Normal"/>
+        <w:rPr/>
+      </w:pPr>
+      <w:r>
+        <w:rPr/>
+        <w:t>Ф</w:t>
+      </w:r>
+      <w:r>
+        <w:rPr>
+          <w:lang w:val="ru-RU"/>
+        </w:rPr>
+        <w:t>8</w:t>
+      </w:r>
+      <w:r>
+        <w:rPr/>
+        <w:t>.  Я, как     генеральный директор        , хочу иметь возможность</w:t>
+      </w:r>
+      <w:r>
+        <w:rPr>
+          <w:lang w:val="ru-RU"/>
+        </w:rPr>
+        <w:t xml:space="preserve">     </w:t>
+      </w:r>
+      <w:r>
+        <w:rPr>
+          <w:b/>
+          <w:bCs/>
+          <w:lang w:val="ru-RU"/>
+        </w:rPr>
+        <w:t>согласовать или вернуть на доработку заявку</w:t>
+      </w:r>
+      <w:r>
+        <w:rPr>
+          <w:lang w:val="ru-RU"/>
+        </w:rPr>
+        <w:t xml:space="preserve">  финансовому директору или медицинскому директору    </w:t>
+      </w:r>
+      <w:r>
+        <w:rPr/>
+        <w:t>так, чтобы</w:t>
+      </w:r>
+      <w:r>
+        <w:rPr>
+          <w:lang w:val="ru-RU"/>
+        </w:rPr>
+        <w:t xml:space="preserve">  в случае согласования заявка изменения в услуги вносились сразу же  , в ином случае — на доработку  финансовому директору или медицинскому директору .</w:t>
+      </w:r>
+      <w:r>
+        <w:rPr>
+          <w:lang w:val="en-US"/>
+        </w:rPr>
+        <w:t xml:space="preserve"> </w:t>
+      </w:r>
+      <w:r>
+        <w:rPr>
+          <w:lang w:val="ru-RU"/>
+        </w:rPr>
+        <w:t xml:space="preserve">У </w:t>
+      </w:r>
+      <w:r>
+        <w:rPr>
+          <w:lang w:val="en-US"/>
+        </w:rPr>
+        <w:t xml:space="preserve"> </w:t>
+      </w:r>
+      <w:r>
+        <w:rPr>
+          <w:lang w:val="ru-RU"/>
+        </w:rPr>
+        <w:t xml:space="preserve">Р1 генеральный директор должен быть выбор кому отправить заявку на доработку: Р2 финансовый директор или Р3 медицинский директор </w:t>
+      </w:r>
+      <w:r>
+        <w:rPr/>
+        <w:t>.</w:t>
+      </w:r>
+    </w:p>
+    <w:p>
+      <w:pPr>
+        <w:pStyle w:val="Normal"/>
+        <w:rPr/>
+      </w:pPr>
+      <w:r>
+        <w:rPr/>
+      </w:r>
+    </w:p>
+    <w:p>
+      <w:pPr>
+        <w:pStyle w:val="Normal"/>
+        <w:rPr/>
+      </w:pPr>
+      <w:r>
+        <w:rPr>
+          <w:lang w:val="ru-RU"/>
+        </w:rPr>
+        <w:t>Ф22</w:t>
+      </w:r>
+      <w:r>
+        <w:rPr/>
+        <w:t xml:space="preserve">. </w:t>
+      </w:r>
+      <w:r>
+        <w:rPr>
+          <w:lang w:val="ru-RU"/>
+        </w:rPr>
+        <w:t xml:space="preserve">Статус и детализация по всем заявкам на изменение услуг должен быть доступен в </w:t>
+      </w:r>
+      <w:r>
+        <w:rPr>
+          <w:b/>
+          <w:bCs/>
+          <w:lang w:val="ru-RU"/>
+        </w:rPr>
+        <w:t>едином дашборде</w:t>
+      </w:r>
+      <w:r>
+        <w:rPr>
+          <w:lang w:val="ru-RU"/>
+        </w:rPr>
+        <w:t xml:space="preserve"> для Р1 генеральный директор, </w:t>
+      </w:r>
+      <w:r>
+        <w:rPr/>
+        <w:t xml:space="preserve">Р2 финансовый директор </w:t>
+      </w:r>
+      <w:r>
+        <w:rPr>
+          <w:lang w:val="ru-RU"/>
+        </w:rPr>
+        <w:t>и Р3 медицинский директор, чтобы по каждой заявке в любой момент каждый директор мог проверить статус каждой заявки, просмотреть каждую заявку,</w:t>
+      </w:r>
+    </w:p>
+    <w:p>
+      <w:pPr>
+        <w:pStyle w:val="Normal"/>
+        <w:rPr>
+          <w:lang w:val="ru-RU"/>
+        </w:rPr>
+      </w:pPr>
+      <w:r>
+        <w:rPr>
+          <w:lang w:val="ru-RU"/>
+        </w:rPr>
+      </w:r>
+    </w:p>
+    <w:p>
+      <w:pPr>
+        <w:pStyle w:val="Normal"/>
+        <w:rPr>
+          <w:lang w:val="ru-RU"/>
+        </w:rPr>
+      </w:pPr>
+      <w:r>
+        <w:rPr>
+          <w:lang w:val="ru-RU"/>
+        </w:rPr>
+        <w:t xml:space="preserve">Ф33.  Р1 генеральный директор, Р2 финансовый директор и Р3 медицинский директор должны иметь возможность </w:t>
+      </w:r>
+      <w:r>
+        <w:rPr>
+          <w:b/>
+          <w:bCs/>
+          <w:lang w:val="ru-RU"/>
+        </w:rPr>
+        <w:t>оставлять комментарии</w:t>
+      </w:r>
+      <w:r>
+        <w:rPr>
+          <w:lang w:val="ru-RU"/>
+        </w:rPr>
+        <w:t xml:space="preserve"> к любой заявке в любом статусе.</w:t>
+      </w:r>
+    </w:p>
+    <w:p>
+      <w:pPr>
+        <w:pStyle w:val="Normal"/>
+        <w:rPr>
+          <w:lang w:val="ru-RU"/>
+        </w:rPr>
+      </w:pPr>
+      <w:r>
+        <w:rPr>
+          <w:lang w:val="ru-RU"/>
+        </w:rPr>
+      </w:r>
+    </w:p>
+    <w:p>
+      <w:pPr>
+        <w:pStyle w:val="Normal"/>
+        <w:rPr/>
+      </w:pPr>
+      <w:r>
+        <w:rPr>
+          <w:lang w:val="ru-RU"/>
+        </w:rPr>
+        <w:t xml:space="preserve">Ф31. </w:t>
+      </w:r>
+      <w:r>
+        <w:rPr>
+          <w:b/>
+          <w:bCs/>
+          <w:lang w:val="ru-RU"/>
+        </w:rPr>
         <w:t>Уведомления</w:t>
       </w:r>
       <w:r>
         <w:rPr>
           <w:lang w:val="ru-RU"/>
         </w:rPr>
-        <w:t xml:space="preserve">  о любом изменении в заявке в т.ч. комментарии должны приходить на почту автору заявки </w:t>
-      </w:r>
-      <w:r>
-        <w:rPr>
-          <w:lang w:val="ru-RU"/>
-        </w:rPr>
-        <w:t>также нужно</w:t>
-      </w:r>
-      <w:r>
-        <w:rPr>
-          <w:lang w:val="ru-RU"/>
-        </w:rPr>
-        <w:t xml:space="preserve"> </w:t>
+        <w:t xml:space="preserve">  о любом изменении в заявке в т.ч. комментарии должны приходить на почту автору заявки также нужно </w:t>
       </w:r>
       <w:r>
         <w:rPr>
@@ -1049,19 +923,7 @@
         <w:rPr>
           <w:lang w:val="ru-RU"/>
         </w:rPr>
-        <w:t xml:space="preserve"> в параметрах системы дол</w:t>
-      </w:r>
-      <w:r>
-        <w:rPr>
-          <w:lang w:val="ru-RU"/>
-        </w:rPr>
-        <w:t>ж</w:t>
-      </w:r>
-      <w:r>
-        <w:rPr>
-          <w:lang w:val="ru-RU"/>
-        </w:rPr>
-        <w:t xml:space="preserve">ны вноситься только </w:t>
+        <w:t xml:space="preserve"> в параметрах системы должны вноситься только </w:t>
       </w:r>
       <w:r>
         <w:rPr>
@@ -1075,37 +937,7 @@
         <w:rPr>
           <w:lang w:val="ru-RU"/>
         </w:rPr>
-        <w:t xml:space="preserve">  </w:t>
-      </w:r>
-      <w:r>
-        <w:rPr>
-          <w:lang w:val="ru-RU"/>
-        </w:rPr>
-        <w:t xml:space="preserve">Р1 генеральный директор, </w:t>
-      </w:r>
-      <w:r>
-        <w:rPr>
-          <w:lang w:val="ru-RU"/>
-        </w:rPr>
-        <w:t xml:space="preserve">при этом  </w:t>
-      </w:r>
-      <w:r>
-        <w:rPr>
-          <w:lang w:val="ru-RU"/>
-        </w:rPr>
-        <w:t xml:space="preserve">Р1 генеральный директор </w:t>
-      </w:r>
-      <w:r>
-        <w:rPr>
-          <w:lang w:val="ru-RU"/>
-        </w:rPr>
-        <w:t xml:space="preserve"> </w:t>
-      </w:r>
-      <w:r>
-        <w:rPr>
-          <w:lang w:val="ru-RU"/>
-        </w:rPr>
-        <w:t xml:space="preserve">должен иметь возможность </w:t>
+        <w:t xml:space="preserve">  Р1 генеральный директор, при этом  Р1 генеральный директор  должен иметь возможность </w:t>
       </w:r>
       <w:r>
         <w:rPr>
@@ -1119,13 +951,7 @@
         <w:rPr>
           <w:lang w:val="ru-RU"/>
         </w:rPr>
-        <w:t xml:space="preserve"> во все </w:t>
-      </w:r>
-      <w:r>
-        <w:rPr>
-          <w:lang w:val="ru-RU"/>
-        </w:rPr>
-        <w:t>бизнес сущности системы С1-С7</w:t>
+        <w:t xml:space="preserve"> во все бизнес сущности системы С1-С7</w:t>
       </w:r>
       <w:r>
         <w:rPr/>
@@ -1149,13 +975,7 @@
         <w:rPr>
           <w:lang w:val="ru-RU"/>
         </w:rPr>
-        <w:t xml:space="preserve"> и без согласований, </w:t>
-      </w:r>
-      <w:r>
-        <w:rPr>
-          <w:lang w:val="ru-RU"/>
-        </w:rPr>
-        <w:t>т. к. согласование с самим собой бессмысленно.</w:t>
+        <w:t xml:space="preserve"> и без согласований, т. к. согласование с самим собой бессмысленно.</w:t>
       </w:r>
     </w:p>
     <w:p>
@@ -1196,76 +1016,34 @@
         <w:rPr>
           <w:lang w:val="ru-RU"/>
         </w:rPr>
-        <w:t xml:space="preserve"> с датой </w:t>
-      </w:r>
-      <w:r>
-        <w:rPr>
-          <w:lang w:val="ru-RU"/>
-        </w:rPr>
-        <w:t xml:space="preserve">и автором изменения. У  </w:t>
-      </w:r>
-      <w:r>
-        <w:rPr>
-          <w:lang w:val="ru-RU"/>
-        </w:rPr>
-        <w:t xml:space="preserve">Р1 генеральный директор, </w:t>
-      </w:r>
-      <w:r>
-        <w:rPr>
-          <w:lang w:val="ru-RU"/>
-        </w:rPr>
-        <w:t xml:space="preserve">Р2 финансовый директор </w:t>
-      </w:r>
-      <w:r>
-        <w:rPr>
-          <w:lang w:val="ru-RU"/>
-        </w:rPr>
-        <w:t xml:space="preserve">и Р3 медицинский директор </w:t>
-      </w:r>
-      <w:r>
-        <w:rPr>
-          <w:lang w:val="ru-RU"/>
-        </w:rPr>
-        <w:t>должна быть возможност ьпросмотра всей истории состояний сущьностей в системе.</w:t>
-      </w:r>
-    </w:p>
-    <w:p>
-      <w:pPr>
-        <w:pStyle w:val="Normal"/>
-        <w:rPr>
-          <w:lang w:val="ru-RU"/>
-        </w:rPr>
-      </w:pPr>
-      <w:r>
-        <w:rPr>
-          <w:lang w:val="ru-RU"/>
-        </w:rPr>
-      </w:r>
-    </w:p>
-    <w:p>
-      <w:pPr>
-        <w:pStyle w:val="Normal"/>
-        <w:rPr>
-          <w:lang w:val="ru-RU"/>
-        </w:rPr>
-      </w:pPr>
-      <w:r>
-        <w:rPr>
-          <w:lang w:val="ru-RU"/>
-        </w:rPr>
-        <w:t xml:space="preserve">Ф35. У  </w:t>
-      </w:r>
-      <w:r>
-        <w:rPr>
-          <w:lang w:val="ru-RU"/>
-        </w:rPr>
-        <w:t xml:space="preserve">Р1 генеральный директор </w:t>
-      </w:r>
-      <w:r>
-        <w:rPr>
-          <w:lang w:val="ru-RU"/>
-        </w:rPr>
-        <w:t xml:space="preserve">должен быть доступен подробный </w:t>
+        <w:t xml:space="preserve"> с датой и автором изменения. У  Р1 генеральный директор, Р2 финансовый директор и Р3 медицинский директор должна быть возможност ьпросмотра всей истории состояний сущьностей в системе.</w:t>
+      </w:r>
+    </w:p>
+    <w:p>
+      <w:pPr>
+        <w:pStyle w:val="Normal"/>
+        <w:rPr>
+          <w:lang w:val="ru-RU"/>
+        </w:rPr>
+      </w:pPr>
+      <w:r>
+        <w:rPr>
+          <w:lang w:val="ru-RU"/>
+        </w:rPr>
+      </w:r>
+    </w:p>
+    <w:p>
+      <w:pPr>
+        <w:pStyle w:val="Normal"/>
+        <w:rPr>
+          <w:lang w:val="ru-RU"/>
+        </w:rPr>
+      </w:pPr>
+      <w:r>
+        <w:rPr>
+          <w:lang w:val="ru-RU"/>
+        </w:rPr>
+        <w:t xml:space="preserve">Ф35. У  Р1 генеральный директор должен быть доступен подробный </w:t>
       </w:r>
       <w:r>
         <w:rPr>
@@ -1306,19 +1084,7 @@
         <w:rPr>
           <w:lang w:val="ru-RU"/>
         </w:rPr>
-        <w:t xml:space="preserve">Ф36. У  </w:t>
-      </w:r>
-      <w:r>
-        <w:rPr>
-          <w:lang w:val="ru-RU"/>
-        </w:rPr>
-        <w:t xml:space="preserve">Р1 генеральный директор   </w:t>
-      </w:r>
-      <w:r>
-        <w:rPr>
-          <w:lang w:val="ru-RU"/>
-        </w:rPr>
-        <w:t xml:space="preserve">должна быть возможность </w:t>
+        <w:t xml:space="preserve">Ф36. У  Р1 генеральный директор   должна быть возможность </w:t>
       </w:r>
       <w:r>
         <w:rPr>
@@ -1373,31 +1139,7 @@
         <w:rPr>
           <w:lang w:val="ru-RU"/>
         </w:rPr>
-        <w:t xml:space="preserve">Ф37. У </w:t>
-      </w:r>
-      <w:r>
-        <w:rPr>
-          <w:lang w:val="ru-RU"/>
-        </w:rPr>
-        <w:t xml:space="preserve">Р1 генеральный директор, </w:t>
-      </w:r>
-      <w:r>
-        <w:rPr>
-          <w:lang w:val="ru-RU"/>
-        </w:rPr>
-        <w:t xml:space="preserve">Р2 финансовый директор </w:t>
-      </w:r>
-      <w:r>
-        <w:rPr>
-          <w:lang w:val="ru-RU"/>
-        </w:rPr>
-        <w:t xml:space="preserve">и Р3 медицинский директор  </w:t>
-      </w:r>
-      <w:r>
-        <w:rPr>
-          <w:lang w:val="ru-RU"/>
-        </w:rPr>
-        <w:t xml:space="preserve">в личном кабинете должен быть постоянный </w:t>
+        <w:t xml:space="preserve">Ф37. У Р1 генеральный директор, Р2 финансовый директор и Р3 медицинский директор  в личном кабинете должен быть постоянный </w:t>
       </w:r>
       <w:r>
         <w:rPr>
@@ -1452,19 +1194,21 @@
         <w:rPr>
           <w:lang w:val="ru-RU"/>
         </w:rPr>
-        <w:t xml:space="preserve">Ф38. Если услуга находится на согласовании, то она не должна быть доступна в системе и Р4 персонал  не </w:t>
-      </w:r>
-      <w:r>
-        <w:rPr>
-          <w:lang w:val="ru-RU"/>
-        </w:rPr>
-        <w:t>д</w:t>
-      </w:r>
-      <w:r>
-        <w:rPr>
-          <w:lang w:val="ru-RU"/>
-        </w:rPr>
-        <w:t>олжен видеть ее.</w:t>
+        <w:t xml:space="preserve">Ф38. Если услуга находится </w:t>
+      </w:r>
+      <w:r>
+        <w:rPr>
+          <w:b/>
+          <w:bCs/>
+          <w:lang w:val="ru-RU"/>
+        </w:rPr>
+        <w:t>на согласовании</w:t>
+      </w:r>
+      <w:r>
+        <w:rPr>
+          <w:lang w:val="ru-RU"/>
+        </w:rPr>
+        <w:t>, то она не должна быть доступна в системе и Р4 персонал  не должен видеть ее.</w:t>
       </w:r>
     </w:p>
     <w:p>
@@ -1479,10 +1223,20 @@
     <w:p>
       <w:pPr>
         <w:pStyle w:val="Heading2"/>
+        <w:numPr>
+          <w:ilvl w:val="1"/>
+          <w:numId w:val="1"/>
+        </w:numPr>
         <w:ind w:hanging="0" w:start="0"/>
         <w:rPr/>
       </w:pPr>
       <w:r>
+        <w:rPr>
+          <w:lang w:val="ru-RU"/>
+        </w:rPr>
+        <w:t xml:space="preserve">3. </w:t>
+      </w:r>
+      <w:r>
         <w:rPr/>
         <w:t>Ограничения:</w:t>
       </w:r>
@@ -1494,24 +1248,67 @@
       </w:pPr>
       <w:r>
         <w:rPr/>
-        <w:t>О1. Услуги никогда не должны удаляться</w:t>
-      </w:r>
-    </w:p>
-    <w:p>
-      <w:pPr>
-        <w:pStyle w:val="Normal"/>
-        <w:rPr/>
-      </w:pPr>
-      <w:r>
-        <w:rPr/>
-        <w:t>О2. Вся историчность изменений характеристик услуг должна строго храниться. Любое измениение должно хранить также время изменения и учетную запись автора.</w:t>
-        <w:br/>
-      </w:r>
-      <w:r>
-        <w:rPr>
-          <w:lang w:val="ru-RU"/>
-        </w:rPr>
-        <w:t xml:space="preserve">О3. Значения для справочников хранятся </w:t>
+        <w:t xml:space="preserve">О1. Услуги никогда </w:t>
+      </w:r>
+      <w:r>
+        <w:rPr>
+          <w:b/>
+          <w:bCs/>
+        </w:rPr>
+        <w:t>не должны удаляться</w:t>
+      </w:r>
+    </w:p>
+    <w:p>
+      <w:pPr>
+        <w:pStyle w:val="Normal"/>
+        <w:rPr/>
+      </w:pPr>
+      <w:r>
+        <w:rPr/>
+        <w:t xml:space="preserve">О2. Вся </w:t>
+      </w:r>
+      <w:r>
+        <w:rPr>
+          <w:b/>
+          <w:bCs/>
+        </w:rPr>
+        <w:t>историчность</w:t>
+      </w:r>
+      <w:r>
+        <w:rPr/>
+        <w:t xml:space="preserve"> изменений характеристик услуг должна </w:t>
+      </w:r>
+      <w:r>
+        <w:rPr>
+          <w:b/>
+          <w:bCs/>
+        </w:rPr>
+        <w:t>строго храниться</w:t>
+      </w:r>
+      <w:r>
+        <w:rPr/>
+        <w:t>. Любое измениение должно хранить также время изменения и учетную запись автора.</w:t>
+        <w:br/>
+      </w:r>
+      <w:r>
+        <w:rPr>
+          <w:lang w:val="ru-RU"/>
+        </w:rPr>
+        <w:t xml:space="preserve">О3. Значения для </w:t>
+      </w:r>
+      <w:r>
+        <w:rPr>
+          <w:b/>
+          <w:bCs/>
+          <w:lang w:val="ru-RU"/>
+        </w:rPr>
+        <w:t>справочников</w:t>
+      </w:r>
+      <w:r>
+        <w:rPr>
+          <w:lang w:val="ru-RU"/>
+        </w:rPr>
+        <w:t xml:space="preserve"> хранятся </w:t>
       </w:r>
       <w:r>
         <w:rPr>
@@ -1529,22 +1326,45 @@
       <w:r>
         <w:rPr/>
         <w:t xml:space="preserve">  </w:t>
-      </w:r>
-    </w:p>
-    <w:p>
-      <w:pPr>
-        <w:pStyle w:val="Normal"/>
-        <w:rPr/>
-      </w:pPr>
-      <w:r>
-        <w:rPr/>
-      </w:r>
-    </w:p>
-    <w:p>
-      <w:pPr>
-        <w:pStyle w:val="Normal"/>
-        <w:rPr/>
-      </w:pPr>
+        <w:br/>
+      </w:r>
+      <w:r>
+        <w:rPr>
+          <w:shd w:fill="FFFF00" w:val="clear"/>
+          <w:lang w:val="ru-RU"/>
+        </w:rPr>
+        <w:t>О4. Группы и подгруппы должны иметь связь многие ко многим.</w:t>
+        <w:br/>
+        <w:t>О5. Цена на все продукты может отличаться в разных клиниках. Валюте цены также может отичаться , базовая валюта — молдавские леи</w:t>
+        <w:br/>
+        <w:t>О6. Цена на пакет должна выставляться как сумма все услуг в пакете (авторасчет), если цена на пакет не указано явно отдельно. Если цена на пакет выставлена фиксированной — то она должна учитываться в системе в первую очередь.</w:t>
+      </w:r>
+    </w:p>
+    <w:p>
+      <w:pPr>
+        <w:pStyle w:val="Normal"/>
+        <w:rPr/>
+      </w:pPr>
+      <w:r>
+        <w:rPr/>
+      </w:r>
+    </w:p>
+    <w:p>
+      <w:pPr>
+        <w:pStyle w:val="Heading2"/>
+        <w:numPr>
+          <w:ilvl w:val="1"/>
+          <w:numId w:val="1"/>
+        </w:numPr>
+        <w:ind w:hanging="0" w:start="0"/>
+        <w:rPr/>
+      </w:pPr>
+      <w:r>
+        <w:rPr>
+          <w:lang w:val="ru-RU"/>
+        </w:rPr>
+        <w:t xml:space="preserve">5. </w:t>
+      </w:r>
       <w:r>
         <w:rPr/>
         <w:t>Нефункциональные требования:</w:t>
@@ -1563,7 +1383,15 @@
         <w:rPr>
           <w:lang w:val="ru-RU"/>
         </w:rPr>
-        <w:t>Сайт должен поддерживать одновременную работу  100 пользователей</w:t>
+        <w:t xml:space="preserve">Сайт должен поддерживать одновременную работу  </w:t>
+      </w:r>
+      <w:r>
+        <w:rPr>
+          <w:b/>
+          <w:bCs/>
+          <w:lang w:val="ru-RU"/>
+        </w:rPr>
+        <w:t>100 пользователей</w:t>
       </w:r>
     </w:p>
     <w:p>
@@ -1579,13 +1407,21 @@
         <w:rPr>
           <w:lang w:val="ru-RU"/>
         </w:rPr>
-        <w:t xml:space="preserve">Сайт должен быть защищен на предмет информационной безопасности. Не должно быть пути получения информации без авторизации. Сайт должен быть безопасно зашифрован. </w:t>
-      </w:r>
-      <w:r>
-        <w:rPr>
-          <w:lang w:val="ru-RU"/>
-        </w:rPr>
-        <w:t>(</w:t>
+        <w:t xml:space="preserve">Сайт должен быть </w:t>
+      </w:r>
+      <w:r>
+        <w:rPr>
+          <w:b/>
+          <w:bCs/>
+          <w:lang w:val="ru-RU"/>
+        </w:rPr>
+        <w:t>защищен</w:t>
+      </w:r>
+      <w:r>
+        <w:rPr>
+          <w:lang w:val="ru-RU"/>
+        </w:rPr>
+        <w:t xml:space="preserve"> на предмет информационной безопасности. Не должно быть пути получения информации без авторизации. Сайт должен быть безопасно зашифрован. (</w:t>
       </w:r>
       <w:r>
         <w:rPr>
@@ -1631,13 +1467,7 @@
         <w:rPr>
           <w:lang w:val="ru-RU"/>
         </w:rPr>
-        <w:t>)</w:t>
-      </w:r>
-      <w:r>
-        <w:rPr>
-          <w:lang w:val="ru-RU"/>
-        </w:rPr>
-        <w:t xml:space="preserve"> Главная страница должна располагаться на </w:t>
+        <w:t xml:space="preserve">) Главная страница должна располагаться на </w:t>
       </w:r>
       <w:hyperlink r:id="rId2">
         <w:r>
@@ -1672,12 +1502,28 @@
         <w:rPr>
           <w:lang w:val="ru-RU"/>
         </w:rPr>
-        <w:t xml:space="preserve">Н3. База данных бэкенда должна располагаться в докер контейнере с защитой от потери данных и резервными копиями глубиной в месяц. </w:t>
+        <w:t xml:space="preserve">Н3. База данных бэкенда должна располагаться в </w:t>
+      </w:r>
+      <w:r>
+        <w:rPr>
+          <w:b/>
+          <w:bCs/>
+          <w:lang w:val="ru-RU"/>
+        </w:rPr>
+        <w:t>докер</w:t>
+      </w:r>
+      <w:r>
+        <w:rPr>
+          <w:lang w:val="ru-RU"/>
+        </w:rPr>
+        <w:t xml:space="preserve"> контейнере с защитой от потери данных и резервными копиями глубиной в месяц. </w:t>
         <w:br/>
         <w:t xml:space="preserve">Н4. Все сервисы должны быть развернуты в отдельных контейнерах через </w:t>
       </w:r>
       <w:r>
         <w:rPr>
+          <w:b/>
+          <w:bCs/>
           <w:lang w:val="en-US"/>
         </w:rPr>
         <w:t xml:space="preserve">docker-compose </w:t>
@@ -1716,9 +1562,17 @@
       </w:r>
       <w:r>
         <w:rPr>
+          <w:b/>
+          <w:bCs/>
           <w:lang w:val="en-US"/>
         </w:rPr>
-        <w:t xml:space="preserve">health checks </w:t>
+        <w:t>health checks</w:t>
+      </w:r>
+      <w:r>
+        <w:rPr>
+          <w:lang w:val="en-US"/>
+        </w:rPr>
+        <w:t xml:space="preserve"> </w:t>
       </w:r>
       <w:r>
         <w:rPr>
@@ -1750,9 +1604,17 @@
       </w:r>
       <w:r>
         <w:rPr>
+          <w:b/>
+          <w:bCs/>
           <w:lang w:val="en-US"/>
         </w:rPr>
-        <w:t xml:space="preserve">grafana </w:t>
+        <w:t>grafana</w:t>
+      </w:r>
+      <w:r>
+        <w:rPr>
+          <w:lang w:val="en-US"/>
+        </w:rPr>
+        <w:t xml:space="preserve"> </w:t>
       </w:r>
       <w:r>
         <w:rPr>
@@ -1800,7 +1662,21 @@
         </w:rPr>
         <w:t>только для администратора.</w:t>
         <w:br/>
-        <w:t>Н7. Логин пароль администратора должны храниться в</w:t>
+        <w:t xml:space="preserve">Н7. Логин </w:t>
+      </w:r>
+      <w:r>
+        <w:rPr>
+          <w:b/>
+          <w:bCs/>
+          <w:lang w:val="ru-RU"/>
+        </w:rPr>
+        <w:t>пароль администратора</w:t>
+      </w:r>
+      <w:r>
+        <w:rPr>
+          <w:lang w:val="ru-RU"/>
+        </w:rPr>
+        <w:t xml:space="preserve"> должны храниться в</w:t>
       </w:r>
       <w:r>
         <w:rPr>
@@ -1814,12 +1690,21 @@
         </w:rPr>
         <w:t xml:space="preserve"> и должны быть защищены.</w:t>
         <w:br/>
-      </w:r>
-      <w:r>
-        <w:rPr>
-          <w:lang w:val="ru-RU"/>
-        </w:rPr>
-        <w:t>Н8. Сервис взаимодействия с почтой должен быть выделен в отдельный контейнер.</w:t>
+        <w:t xml:space="preserve">Н8. Сервис взаимодействия с </w:t>
+      </w:r>
+      <w:r>
+        <w:rPr>
+          <w:b/>
+          <w:bCs/>
+          <w:lang w:val="ru-RU"/>
+        </w:rPr>
+        <w:t>почтой</w:t>
+      </w:r>
+      <w:r>
+        <w:rPr>
+          <w:lang w:val="ru-RU"/>
+        </w:rPr>
+        <w:t xml:space="preserve"> должен быть выделен в отдельный контейнер.</w:t>
       </w:r>
     </w:p>
     <w:p>
@@ -1864,27 +1749,55 @@
     <w:p>
       <w:pPr>
         <w:pStyle w:val="Heading2"/>
+        <w:numPr>
+          <w:ilvl w:val="0"/>
+          <w:numId w:val="1"/>
+        </w:numPr>
         <w:ind w:hanging="0" w:start="0"/>
         <w:rPr/>
       </w:pPr>
       <w:r>
         <w:rPr/>
         <w:br/>
-        <w:t>Основные сущности:</w:t>
-      </w:r>
-    </w:p>
-    <w:p>
-      <w:pPr>
-        <w:pStyle w:val="Normal"/>
-        <w:rPr/>
-      </w:pPr>
-      <w:r>
-        <w:rPr/>
-      </w:r>
-    </w:p>
-    <w:p>
-      <w:pPr>
-        <w:pStyle w:val="Normal"/>
+      </w:r>
+      <w:r>
+        <w:rPr>
+          <w:lang w:val="ru-RU"/>
+        </w:rPr>
+        <w:t xml:space="preserve">6. </w:t>
+      </w:r>
+      <w:r>
+        <w:rPr/>
+        <w:t xml:space="preserve">Основные </w:t>
+      </w:r>
+      <w:r>
+        <w:rPr>
+          <w:lang w:val="ru-RU"/>
+        </w:rPr>
+        <w:t>бизнес-</w:t>
+      </w:r>
+      <w:r>
+        <w:rPr/>
+        <w:t>сущности:</w:t>
+      </w:r>
+    </w:p>
+    <w:p>
+      <w:pPr>
+        <w:pStyle w:val="Normal"/>
+        <w:rPr/>
+      </w:pPr>
+      <w:r>
+        <w:rPr/>
+      </w:r>
+    </w:p>
+    <w:p>
+      <w:pPr>
+        <w:pStyle w:val="Heading3"/>
+        <w:numPr>
+          <w:ilvl w:val="2"/>
+          <w:numId w:val="1"/>
+        </w:numPr>
+        <w:ind w:hanging="0" w:start="0"/>
         <w:rPr/>
       </w:pPr>
       <w:r>
@@ -1895,10 +1808,14 @@
     <w:p>
       <w:pPr>
         <w:pStyle w:val="Normal"/>
-        <w:rPr/>
-      </w:pPr>
-      <w:r>
-        <w:rPr/>
+        <w:rPr>
+          <w:lang w:val="ru-RU"/>
+        </w:rPr>
+      </w:pPr>
+      <w:r>
+        <w:rPr>
+          <w:lang w:val="ru-RU"/>
+        </w:rPr>
         <w:t xml:space="preserve">Услуга оказывается пациентам клиник. Примеры - </w:t>
       </w:r>
     </w:p>
@@ -1906,13 +1823,11 @@
       <w:pPr>
         <w:pStyle w:val="Normal"/>
         <w:rPr>
-          <w:rFonts w:ascii="Times New Roman" w:hAnsi="Times New Roman"/>
-          <w:lang w:val="ru-RU"/>
-        </w:rPr>
-      </w:pPr>
-      <w:r>
-        <w:rPr>
-          <w:rFonts w:ascii="Times New Roman" w:hAnsi="Times New Roman"/>
+          <w:lang w:val="ru-RU"/>
+        </w:rPr>
+      </w:pPr>
+      <w:r>
+        <w:rPr>
           <w:lang w:val="ru-RU"/>
         </w:rPr>
         <w:t>Параметры:</w:t>
@@ -1922,20 +1837,17 @@
       <w:pPr>
         <w:pStyle w:val="Normal"/>
         <w:rPr>
-          <w:rFonts w:ascii="Times New Roman" w:hAnsi="Times New Roman"/>
-          <w:lang w:val="ru-RU"/>
-        </w:rPr>
-      </w:pPr>
-      <w:r>
-        <w:rPr>
-          <w:rFonts w:ascii="Times New Roman" w:hAnsi="Times New Roman"/>
+          <w:lang w:val="ru-RU"/>
+        </w:rPr>
+      </w:pPr>
+      <w:r>
+        <w:rPr>
           <w:lang w:val="ru-RU"/>
         </w:rPr>
         <w:t xml:space="preserve">    • </w:t>
       </w:r>
       <w:r>
         <w:rPr>
-          <w:rFonts w:ascii="Times New Roman" w:hAnsi="Times New Roman"/>
           <w:lang w:val="ru-RU"/>
         </w:rPr>
         <w:t>Код — G-001-CON-001 (ключ системы, неизменяем)</w:t>
@@ -1945,20 +1857,17 @@
       <w:pPr>
         <w:pStyle w:val="Normal"/>
         <w:rPr>
-          <w:rFonts w:ascii="Times New Roman" w:hAnsi="Times New Roman"/>
-          <w:lang w:val="ru-RU"/>
-        </w:rPr>
-      </w:pPr>
-      <w:r>
-        <w:rPr>
-          <w:rFonts w:ascii="Times New Roman" w:hAnsi="Times New Roman"/>
+          <w:lang w:val="ru-RU"/>
+        </w:rPr>
+      </w:pPr>
+      <w:r>
+        <w:rPr>
           <w:lang w:val="ru-RU"/>
         </w:rPr>
         <w:t xml:space="preserve">    • </w:t>
       </w:r>
       <w:r>
         <w:rPr>
-          <w:rFonts w:ascii="Times New Roman" w:hAnsi="Times New Roman"/>
           <w:lang w:val="ru-RU"/>
         </w:rPr>
         <w:t>Название (RU) — Консультация врача офтальмолога</w:t>
@@ -1968,20 +1877,17 @@
       <w:pPr>
         <w:pStyle w:val="Normal"/>
         <w:rPr>
-          <w:rFonts w:ascii="Times New Roman" w:hAnsi="Times New Roman"/>
-          <w:lang w:val="ru-RU"/>
-        </w:rPr>
-      </w:pPr>
-      <w:r>
-        <w:rPr>
-          <w:rFonts w:ascii="Times New Roman" w:hAnsi="Times New Roman"/>
+          <w:lang w:val="ru-RU"/>
+        </w:rPr>
+      </w:pPr>
+      <w:r>
+        <w:rPr>
           <w:lang w:val="ru-RU"/>
         </w:rPr>
         <w:t xml:space="preserve">    • </w:t>
       </w:r>
       <w:r>
         <w:rPr>
-          <w:rFonts w:ascii="Times New Roman" w:hAnsi="Times New Roman"/>
           <w:lang w:val="ru-RU"/>
         </w:rPr>
         <w:t>Название (RO) — Consultația medicului oftalmolog</w:t>
@@ -1991,20 +1897,17 @@
       <w:pPr>
         <w:pStyle w:val="Normal"/>
         <w:rPr>
-          <w:rFonts w:ascii="Times New Roman" w:hAnsi="Times New Roman"/>
-          <w:lang w:val="ru-RU"/>
-        </w:rPr>
-      </w:pPr>
-      <w:r>
-        <w:rPr>
-          <w:rFonts w:ascii="Times New Roman" w:hAnsi="Times New Roman"/>
+          <w:lang w:val="ru-RU"/>
+        </w:rPr>
+      </w:pPr>
+      <w:r>
+        <w:rPr>
           <w:lang w:val="ru-RU"/>
         </w:rPr>
         <w:t xml:space="preserve">    • </w:t>
       </w:r>
       <w:r>
         <w:rPr>
-          <w:rFonts w:ascii="Times New Roman" w:hAnsi="Times New Roman"/>
           <w:lang w:val="ru-RU"/>
         </w:rPr>
         <w:t>Группа услуг (FK → С2) — G-001</w:t>
@@ -2014,20 +1917,17 @@
       <w:pPr>
         <w:pStyle w:val="Normal"/>
         <w:rPr>
-          <w:rFonts w:ascii="Times New Roman" w:hAnsi="Times New Roman"/>
-          <w:lang w:val="ru-RU"/>
-        </w:rPr>
-      </w:pPr>
-      <w:r>
-        <w:rPr>
-          <w:rFonts w:ascii="Times New Roman" w:hAnsi="Times New Roman"/>
+          <w:lang w:val="ru-RU"/>
+        </w:rPr>
+      </w:pPr>
+      <w:r>
+        <w:rPr>
           <w:lang w:val="ru-RU"/>
         </w:rPr>
         <w:t xml:space="preserve">    • </w:t>
       </w:r>
       <w:r>
         <w:rPr>
-          <w:rFonts w:ascii="Times New Roman" w:hAnsi="Times New Roman"/>
           <w:lang w:val="ru-RU"/>
         </w:rPr>
         <w:t>Подгруппа услуг (FK → С3) — CON</w:t>
@@ -2037,20 +1937,17 @@
       <w:pPr>
         <w:pStyle w:val="Normal"/>
         <w:rPr>
-          <w:rFonts w:ascii="Times New Roman" w:hAnsi="Times New Roman"/>
-          <w:lang w:val="ru-RU"/>
-        </w:rPr>
-      </w:pPr>
-      <w:r>
-        <w:rPr>
-          <w:rFonts w:ascii="Times New Roman" w:hAnsi="Times New Roman"/>
+          <w:lang w:val="ru-RU"/>
+        </w:rPr>
+      </w:pPr>
+      <w:r>
+        <w:rPr>
           <w:lang w:val="ru-RU"/>
         </w:rPr>
         <w:t xml:space="preserve">    • </w:t>
       </w:r>
       <w:r>
         <w:rPr>
-          <w:rFonts w:ascii="Times New Roman" w:hAnsi="Times New Roman"/>
           <w:lang w:val="ru-RU"/>
         </w:rPr>
         <w:t>Цена — 150 (MDL)</w:t>
@@ -2060,43 +1957,37 @@
       <w:pPr>
         <w:pStyle w:val="Normal"/>
         <w:rPr>
-          <w:rFonts w:ascii="Times New Roman" w:hAnsi="Times New Roman"/>
-          <w:lang w:val="ru-RU"/>
-        </w:rPr>
-      </w:pPr>
-      <w:r>
-        <w:rPr>
-          <w:rFonts w:ascii="Times New Roman" w:hAnsi="Times New Roman"/>
+          <w:lang w:val="ru-RU"/>
+        </w:rPr>
+      </w:pPr>
+      <w:r>
+        <w:rPr>
           <w:lang w:val="ru-RU"/>
         </w:rPr>
         <w:t xml:space="preserve">    • </w:t>
       </w:r>
       <w:r>
         <w:rPr>
-          <w:rFonts w:ascii="Times New Roman" w:hAnsi="Times New Roman"/>
-          <w:lang w:val="ru-RU"/>
-        </w:rPr>
-        <w:t>Цена (КМН) — nullable</w:t>
-      </w:r>
-    </w:p>
-    <w:p>
-      <w:pPr>
-        <w:pStyle w:val="Normal"/>
-        <w:rPr>
-          <w:rFonts w:ascii="Times New Roman" w:hAnsi="Times New Roman"/>
-          <w:lang w:val="ru-RU"/>
-        </w:rPr>
-      </w:pPr>
-      <w:r>
-        <w:rPr>
-          <w:rFonts w:ascii="Times New Roman" w:hAnsi="Times New Roman"/>
+          <w:lang w:val="ru-RU"/>
+        </w:rPr>
+        <w:t>Цена (КМН) — nullable (КМН — кандидат медицинских наук)</w:t>
+      </w:r>
+    </w:p>
+    <w:p>
+      <w:pPr>
+        <w:pStyle w:val="Normal"/>
+        <w:rPr>
+          <w:lang w:val="ru-RU"/>
+        </w:rPr>
+      </w:pPr>
+      <w:r>
+        <w:rPr>
           <w:lang w:val="ru-RU"/>
         </w:rPr>
         <w:t xml:space="preserve">    • </w:t>
       </w:r>
       <w:r>
         <w:rPr>
-          <w:rFonts w:ascii="Times New Roman" w:hAnsi="Times New Roman"/>
           <w:lang w:val="ru-RU"/>
         </w:rPr>
         <w:t>Цена при оплате OnLine — nullable</w:t>
@@ -2106,20 +1997,17 @@
       <w:pPr>
         <w:pStyle w:val="Normal"/>
         <w:rPr>
-          <w:rFonts w:ascii="Times New Roman" w:hAnsi="Times New Roman"/>
-          <w:lang w:val="ru-RU"/>
-        </w:rPr>
-      </w:pPr>
-      <w:r>
-        <w:rPr>
-          <w:rFonts w:ascii="Times New Roman" w:hAnsi="Times New Roman"/>
+          <w:lang w:val="ru-RU"/>
+        </w:rPr>
+      </w:pPr>
+      <w:r>
+        <w:rPr>
           <w:lang w:val="ru-RU"/>
         </w:rPr>
         <w:t xml:space="preserve">    • </w:t>
       </w:r>
       <w:r>
         <w:rPr>
-          <w:rFonts w:ascii="Times New Roman" w:hAnsi="Times New Roman"/>
           <w:lang w:val="ru-RU"/>
         </w:rPr>
         <w:t>Спец. цена — nullable</w:t>
@@ -2129,20 +2017,17 @@
       <w:pPr>
         <w:pStyle w:val="Normal"/>
         <w:rPr>
-          <w:rFonts w:ascii="Times New Roman" w:hAnsi="Times New Roman"/>
-          <w:lang w:val="ru-RU"/>
-        </w:rPr>
-      </w:pPr>
-      <w:r>
-        <w:rPr>
-          <w:rFonts w:ascii="Times New Roman" w:hAnsi="Times New Roman"/>
+          <w:lang w:val="ru-RU"/>
+        </w:rPr>
+      </w:pPr>
+      <w:r>
+        <w:rPr>
           <w:lang w:val="ru-RU"/>
         </w:rPr>
         <w:t xml:space="preserve">    • </w:t>
       </w:r>
       <w:r>
         <w:rPr>
-          <w:rFonts w:ascii="Times New Roman" w:hAnsi="Times New Roman"/>
           <w:lang w:val="ru-RU"/>
         </w:rPr>
         <w:t>Время исполнения услуги — 15 минут</w:t>
@@ -2152,20 +2037,17 @@
       <w:pPr>
         <w:pStyle w:val="Normal"/>
         <w:rPr>
-          <w:rFonts w:ascii="Times New Roman" w:hAnsi="Times New Roman"/>
-          <w:lang w:val="ru-RU"/>
-        </w:rPr>
-      </w:pPr>
-      <w:r>
-        <w:rPr>
-          <w:rFonts w:ascii="Times New Roman" w:hAnsi="Times New Roman"/>
+          <w:lang w:val="ru-RU"/>
+        </w:rPr>
+      </w:pPr>
+      <w:r>
+        <w:rPr>
           <w:lang w:val="ru-RU"/>
         </w:rPr>
         <w:t xml:space="preserve">    • </w:t>
       </w:r>
       <w:r>
         <w:rPr>
-          <w:rFonts w:ascii="Times New Roman" w:hAnsi="Times New Roman"/>
           <w:lang w:val="ru-RU"/>
         </w:rPr>
         <w:t>Продаётся отдельно — Да / Нет</w:t>
@@ -2175,20 +2057,17 @@
       <w:pPr>
         <w:pStyle w:val="Normal"/>
         <w:rPr>
-          <w:rFonts w:ascii="Times New Roman" w:hAnsi="Times New Roman"/>
-          <w:lang w:val="ru-RU"/>
-        </w:rPr>
-      </w:pPr>
-      <w:r>
-        <w:rPr>
-          <w:rFonts w:ascii="Times New Roman" w:hAnsi="Times New Roman"/>
+          <w:lang w:val="ru-RU"/>
+        </w:rPr>
+      </w:pPr>
+      <w:r>
+        <w:rPr>
           <w:lang w:val="ru-RU"/>
         </w:rPr>
         <w:t xml:space="preserve">    • </w:t>
       </w:r>
       <w:r>
         <w:rPr>
-          <w:rFonts w:ascii="Times New Roman" w:hAnsi="Times New Roman"/>
           <w:lang w:val="ru-RU"/>
         </w:rPr>
         <w:t>Необходимо добавить услугу — nullable (ссылка на доп. услугу)</w:t>
@@ -2198,20 +2077,17 @@
       <w:pPr>
         <w:pStyle w:val="Normal"/>
         <w:rPr>
-          <w:rFonts w:ascii="Times New Roman" w:hAnsi="Times New Roman"/>
-          <w:lang w:val="ru-RU"/>
-        </w:rPr>
-      </w:pPr>
-      <w:r>
-        <w:rPr>
-          <w:rFonts w:ascii="Times New Roman" w:hAnsi="Times New Roman"/>
+          <w:lang w:val="ru-RU"/>
+        </w:rPr>
+      </w:pPr>
+      <w:r>
+        <w:rPr>
           <w:lang w:val="ru-RU"/>
         </w:rPr>
         <w:t xml:space="preserve">    • </w:t>
       </w:r>
       <w:r>
         <w:rPr>
-          <w:rFonts w:ascii="Times New Roman" w:hAnsi="Times New Roman"/>
           <w:lang w:val="ru-RU"/>
         </w:rPr>
         <w:t>Место исполнения (FK → С6) — Отделение диагностики</w:t>
@@ -2221,20 +2097,17 @@
       <w:pPr>
         <w:pStyle w:val="Normal"/>
         <w:rPr>
-          <w:rFonts w:ascii="Times New Roman" w:hAnsi="Times New Roman"/>
-          <w:lang w:val="ru-RU"/>
-        </w:rPr>
-      </w:pPr>
-      <w:r>
-        <w:rPr>
-          <w:rFonts w:ascii="Times New Roman" w:hAnsi="Times New Roman"/>
+          <w:lang w:val="ru-RU"/>
+        </w:rPr>
+      </w:pPr>
+      <w:r>
+        <w:rPr>
           <w:lang w:val="ru-RU"/>
         </w:rPr>
         <w:t xml:space="preserve">    • </w:t>
       </w:r>
       <w:r>
         <w:rPr>
-          <w:rFonts w:ascii="Times New Roman" w:hAnsi="Times New Roman"/>
           <w:lang w:val="ru-RU"/>
         </w:rPr>
         <w:t>Кем исполняется (FK → С5) — Врач офтальмолог</w:t>
@@ -2244,20 +2117,17 @@
       <w:pPr>
         <w:pStyle w:val="Normal"/>
         <w:rPr>
-          <w:rFonts w:ascii="Times New Roman" w:hAnsi="Times New Roman"/>
-          <w:lang w:val="ru-RU"/>
-        </w:rPr>
-      </w:pPr>
-      <w:r>
-        <w:rPr>
-          <w:rFonts w:ascii="Times New Roman" w:hAnsi="Times New Roman"/>
+          <w:lang w:val="ru-RU"/>
+        </w:rPr>
+      </w:pPr>
+      <w:r>
+        <w:rPr>
           <w:lang w:val="ru-RU"/>
         </w:rPr>
         <w:t xml:space="preserve">    • </w:t>
       </w:r>
       <w:r>
         <w:rPr>
-          <w:rFonts w:ascii="Times New Roman" w:hAnsi="Times New Roman"/>
           <w:lang w:val="ru-RU"/>
         </w:rPr>
         <w:t>Дополнение к операции — nullable</w:t>
@@ -2267,20 +2137,17 @@
       <w:pPr>
         <w:pStyle w:val="Normal"/>
         <w:rPr>
-          <w:rFonts w:ascii="Times New Roman" w:hAnsi="Times New Roman"/>
-          <w:lang w:val="ru-RU"/>
-        </w:rPr>
-      </w:pPr>
-      <w:r>
-        <w:rPr>
-          <w:rFonts w:ascii="Times New Roman" w:hAnsi="Times New Roman"/>
+          <w:lang w:val="ru-RU"/>
+        </w:rPr>
+      </w:pPr>
+      <w:r>
+        <w:rPr>
           <w:lang w:val="ru-RU"/>
         </w:rPr>
         <w:t xml:space="preserve">    • </w:t>
       </w:r>
       <w:r>
         <w:rPr>
-          <w:rFonts w:ascii="Times New Roman" w:hAnsi="Times New Roman"/>
           <w:lang w:val="ru-RU"/>
         </w:rPr>
         <w:t>Статус услуги — Активен / Не активен / На согласовании</w:t>
@@ -2290,20 +2157,17 @@
       <w:pPr>
         <w:pStyle w:val="Normal"/>
         <w:rPr>
-          <w:rFonts w:ascii="Times New Roman" w:hAnsi="Times New Roman"/>
-          <w:lang w:val="ru-RU"/>
-        </w:rPr>
-      </w:pPr>
-      <w:r>
-        <w:rPr>
-          <w:rFonts w:ascii="Times New Roman" w:hAnsi="Times New Roman"/>
+          <w:lang w:val="ru-RU"/>
+        </w:rPr>
+      </w:pPr>
+      <w:r>
+        <w:rPr>
           <w:lang w:val="ru-RU"/>
         </w:rPr>
         <w:t xml:space="preserve">    • </w:t>
       </w:r>
       <w:r>
         <w:rPr>
-          <w:rFonts w:ascii="Times New Roman" w:hAnsi="Times New Roman"/>
           <w:lang w:val="ru-RU"/>
         </w:rPr>
         <w:t>Примечание — nullable</w:t>
@@ -2312,17 +2176,24 @@
     <w:p>
       <w:pPr>
         <w:pStyle w:val="Normal"/>
-        <w:spacing w:before="0" w:after="283"/>
-        <w:rPr/>
-      </w:pPr>
-      <w:r>
-        <w:rPr/>
-      </w:r>
-    </w:p>
-    <w:p>
-      <w:pPr>
-        <w:pStyle w:val="Normal"/>
-        <w:spacing w:before="0" w:after="283"/>
+        <w:rPr>
+          <w:lang w:val="ru-RU"/>
+        </w:rPr>
+      </w:pPr>
+      <w:r>
+        <w:rPr>
+          <w:lang w:val="ru-RU"/>
+        </w:rPr>
+      </w:r>
+    </w:p>
+    <w:p>
+      <w:pPr>
+        <w:pStyle w:val="Heading3"/>
+        <w:numPr>
+          <w:ilvl w:val="2"/>
+          <w:numId w:val="1"/>
+        </w:numPr>
+        <w:ind w:hanging="0" w:start="0"/>
         <w:rPr/>
       </w:pPr>
       <w:r>
@@ -2333,60 +2204,80 @@
     <w:p>
       <w:pPr>
         <w:pStyle w:val="Normal"/>
-        <w:rPr/>
-      </w:pPr>
-      <w:r>
-        <w:rPr/>
+        <w:rPr>
+          <w:lang w:val="ru-RU"/>
+        </w:rPr>
+      </w:pPr>
+      <w:r>
+        <w:rPr>
+          <w:lang w:val="ru-RU"/>
+        </w:rPr>
         <w:t>Параметры:</w:t>
       </w:r>
     </w:p>
     <w:p>
       <w:pPr>
         <w:pStyle w:val="Normal"/>
-        <w:rPr/>
-      </w:pPr>
-      <w:r>
-        <w:rPr/>
+        <w:rPr>
+          <w:lang w:val="ru-RU"/>
+        </w:rPr>
+      </w:pPr>
+      <w:r>
+        <w:rPr>
+          <w:lang w:val="ru-RU"/>
+        </w:rPr>
         <w:t xml:space="preserve">    • </w:t>
       </w:r>
       <w:r>
-        <w:rPr/>
+        <w:rPr>
+          <w:lang w:val="ru-RU"/>
+        </w:rPr>
         <w:t>Код группы — G-001 … G-010</w:t>
       </w:r>
     </w:p>
     <w:p>
       <w:pPr>
         <w:pStyle w:val="Normal"/>
-        <w:rPr/>
-      </w:pPr>
-      <w:r>
-        <w:rPr/>
+        <w:rPr>
+          <w:lang w:val="ru-RU"/>
+        </w:rPr>
+      </w:pPr>
+      <w:r>
+        <w:rPr>
+          <w:lang w:val="ru-RU"/>
+        </w:rPr>
         <w:t xml:space="preserve">    • </w:t>
       </w:r>
       <w:r>
-        <w:rPr/>
+        <w:rPr>
+          <w:lang w:val="ru-RU"/>
+        </w:rPr>
         <w:t>Название (RU)</w:t>
       </w:r>
     </w:p>
     <w:p>
       <w:pPr>
         <w:pStyle w:val="Normal"/>
-        <w:spacing w:before="0" w:after="283"/>
-        <w:rPr/>
-      </w:pPr>
-      <w:r>
-        <w:rPr/>
+        <w:rPr>
+          <w:lang w:val="ru-RU"/>
+        </w:rPr>
+      </w:pPr>
+      <w:r>
+        <w:rPr>
+          <w:lang w:val="ru-RU"/>
+        </w:rPr>
         <w:t xml:space="preserve">• </w:t>
       </w:r>
       <w:r>
-        <w:rPr/>
+        <w:rPr>
+          <w:lang w:val="ru-RU"/>
+        </w:rPr>
         <w:t>Название (RO)</w:t>
       </w:r>
     </w:p>
     <w:p>
       <w:pPr>
         <w:pStyle w:val="Normal"/>
-        <w:spacing w:before="0" w:after="283"/>
         <w:rPr>
           <w:lang w:val="ru-RU"/>
         </w:rPr>
@@ -2400,16 +2291,19 @@
     </w:p>
     <w:p>
       <w:pPr>
-        <w:pStyle w:val="Style16"/>
+        <w:pStyle w:val="Normal"/>
         <w:numPr>
           <w:ilvl w:val="0"/>
           <w:numId w:val="2"/>
         </w:numPr>
-        <w:spacing w:before="0" w:after="283"/>
-        <w:rPr/>
-      </w:pPr>
-      <w:r>
-        <w:rPr/>
+        <w:rPr>
+          <w:lang w:val="ru-RU"/>
+        </w:rPr>
+      </w:pPr>
+      <w:r>
+        <w:rPr>
+          <w:lang w:val="ru-RU"/>
+        </w:rPr>
         <w:t>G-001 | Офтальмология | Oftalmologie (259 услуг)</w:t>
         <w:br/>
         <w:t>G-002 | ЛОР | ORL (5 услуг в номенклатуре; больше в пакетах)</w:t>
@@ -2433,36 +2327,52 @@
     </w:p>
     <w:p>
       <w:pPr>
-        <w:pStyle w:val="BodyText"/>
-        <w:rPr/>
-      </w:pPr>
-      <w:r>
-        <w:rPr/>
-      </w:r>
-    </w:p>
-    <w:p>
-      <w:pPr>
-        <w:pStyle w:val="Normal"/>
-        <w:rPr/>
-      </w:pPr>
-      <w:r>
-        <w:rPr/>
-        <w:br/>
-      </w:r>
-    </w:p>
-    <w:p>
-      <w:pPr>
-        <w:pStyle w:val="Normal"/>
-        <w:rPr/>
-      </w:pPr>
-      <w:r>
-        <w:rPr/>
-      </w:r>
-    </w:p>
-    <w:p>
-      <w:pPr>
-        <w:pStyle w:val="Normal"/>
-        <w:spacing w:before="0" w:after="283"/>
+        <w:pStyle w:val="Normal"/>
+        <w:rPr>
+          <w:lang w:val="ru-RU"/>
+        </w:rPr>
+      </w:pPr>
+      <w:r>
+        <w:rPr>
+          <w:lang w:val="ru-RU"/>
+        </w:rPr>
+      </w:r>
+    </w:p>
+    <w:p>
+      <w:pPr>
+        <w:pStyle w:val="Normal"/>
+        <w:rPr>
+          <w:lang w:val="ru-RU"/>
+        </w:rPr>
+      </w:pPr>
+      <w:r>
+        <w:rPr>
+          <w:lang w:val="ru-RU"/>
+        </w:rPr>
+        <w:br/>
+      </w:r>
+    </w:p>
+    <w:p>
+      <w:pPr>
+        <w:pStyle w:val="Normal"/>
+        <w:rPr>
+          <w:lang w:val="ru-RU"/>
+        </w:rPr>
+      </w:pPr>
+      <w:r>
+        <w:rPr>
+          <w:lang w:val="ru-RU"/>
+        </w:rPr>
+      </w:r>
+    </w:p>
+    <w:p>
+      <w:pPr>
+        <w:pStyle w:val="Heading3"/>
+        <w:numPr>
+          <w:ilvl w:val="2"/>
+          <w:numId w:val="1"/>
+        </w:numPr>
+        <w:ind w:hanging="0" w:start="0"/>
         <w:rPr/>
       </w:pPr>
       <w:r>
@@ -2473,84 +2383,110 @@
     <w:p>
       <w:pPr>
         <w:pStyle w:val="Normal"/>
-        <w:rPr/>
-      </w:pPr>
-      <w:r>
-        <w:rPr/>
+        <w:rPr>
+          <w:lang w:val="ru-RU"/>
+        </w:rPr>
+      </w:pPr>
+      <w:r>
+        <w:rPr>
+          <w:lang w:val="ru-RU"/>
+        </w:rPr>
         <w:t>Параметры:</w:t>
       </w:r>
     </w:p>
     <w:p>
       <w:pPr>
         <w:pStyle w:val="Normal"/>
-        <w:rPr/>
-      </w:pPr>
-      <w:r>
-        <w:rPr/>
+        <w:rPr>
+          <w:lang w:val="ru-RU"/>
+        </w:rPr>
+      </w:pPr>
+      <w:r>
+        <w:rPr>
+          <w:lang w:val="ru-RU"/>
+        </w:rPr>
         <w:t xml:space="preserve">• </w:t>
       </w:r>
       <w:r>
-        <w:rPr/>
+        <w:rPr>
+          <w:lang w:val="ru-RU"/>
+        </w:rPr>
         <w:t>Код подгруппы — CON, DIA, PAK, CGS …</w:t>
       </w:r>
     </w:p>
     <w:p>
       <w:pPr>
         <w:pStyle w:val="Normal"/>
-        <w:rPr/>
-      </w:pPr>
-      <w:r>
-        <w:rPr/>
+        <w:rPr>
+          <w:lang w:val="ru-RU"/>
+        </w:rPr>
+      </w:pPr>
+      <w:r>
+        <w:rPr>
+          <w:lang w:val="ru-RU"/>
+        </w:rPr>
         <w:t xml:space="preserve">    • </w:t>
       </w:r>
       <w:r>
-        <w:rPr/>
+        <w:rPr>
+          <w:lang w:val="ru-RU"/>
+        </w:rPr>
         <w:t>Название (RU)</w:t>
       </w:r>
     </w:p>
     <w:p>
       <w:pPr>
         <w:pStyle w:val="Normal"/>
-        <w:rPr/>
-      </w:pPr>
-      <w:r>
-        <w:rPr/>
+        <w:rPr>
+          <w:lang w:val="ru-RU"/>
+        </w:rPr>
+      </w:pPr>
+      <w:r>
+        <w:rPr>
+          <w:lang w:val="ru-RU"/>
+        </w:rPr>
         <w:t xml:space="preserve">    • </w:t>
       </w:r>
       <w:r>
-        <w:rPr/>
+        <w:rPr>
+          <w:lang w:val="ru-RU"/>
+        </w:rPr>
         <w:t>Название (RO)</w:t>
       </w:r>
     </w:p>
     <w:p>
       <w:pPr>
-        <w:pStyle w:val="BodyText"/>
-        <w:rPr/>
-      </w:pPr>
-      <w:r>
-        <w:rPr/>
+        <w:pStyle w:val="Normal"/>
+        <w:rPr>
+          <w:lang w:val="ru-RU"/>
+        </w:rPr>
+      </w:pPr>
+      <w:r>
+        <w:rPr>
+          <w:lang w:val="ru-RU"/>
+        </w:rPr>
         <w:t xml:space="preserve">    • </w:t>
       </w:r>
       <w:r>
-        <w:rPr/>
+        <w:rPr>
+          <w:lang w:val="ru-RU"/>
+        </w:rPr>
         <w:t>Группа (FK → С2) — определяется из кода услуги</w:t>
         <w:br/>
-      </w:r>
-      <w:r>
-        <w:rPr>
-          <w:lang w:val="ru-RU"/>
-        </w:rPr>
         <w:t>Значения:</w:t>
       </w:r>
     </w:p>
     <w:p>
       <w:pPr>
-        <w:pStyle w:val="Style16"/>
-        <w:spacing w:before="0" w:after="283"/>
-        <w:rPr/>
-      </w:pPr>
-      <w:r>
-        <w:rPr/>
+        <w:pStyle w:val="Normal"/>
+        <w:rPr>
+          <w:lang w:val="ru-RU"/>
+        </w:rPr>
+      </w:pPr>
+      <w:r>
+        <w:rPr>
+          <w:lang w:val="ru-RU"/>
+        </w:rPr>
         <w:t>CON | Консультации | Consultații | G-001, G-002, G-003, G-004, G-005</w:t>
         <w:br/>
         <w:t>DIA | Диагностические исследования | Investigații diagnostice | G-001, G-003</w:t>
@@ -2606,34 +2542,51 @@
     </w:p>
     <w:p>
       <w:pPr>
-        <w:pStyle w:val="BodyText"/>
-        <w:rPr/>
-      </w:pPr>
-      <w:r>
-        <w:rPr/>
-      </w:r>
-    </w:p>
-    <w:p>
-      <w:pPr>
-        <w:pStyle w:val="BodyText"/>
-        <w:rPr/>
-      </w:pPr>
-      <w:r>
-        <w:rPr/>
-      </w:r>
-    </w:p>
-    <w:p>
-      <w:pPr>
-        <w:pStyle w:val="Normal"/>
-        <w:rPr/>
-      </w:pPr>
-      <w:r>
-        <w:rPr/>
-      </w:r>
-    </w:p>
-    <w:p>
-      <w:pPr>
-        <w:pStyle w:val="Normal"/>
+        <w:pStyle w:val="Normal"/>
+        <w:rPr>
+          <w:lang w:val="ru-RU"/>
+        </w:rPr>
+      </w:pPr>
+      <w:r>
+        <w:rPr>
+          <w:lang w:val="ru-RU"/>
+        </w:rPr>
+      </w:r>
+    </w:p>
+    <w:p>
+      <w:pPr>
+        <w:pStyle w:val="Normal"/>
+        <w:rPr>
+          <w:lang w:val="ru-RU"/>
+        </w:rPr>
+      </w:pPr>
+      <w:r>
+        <w:rPr>
+          <w:lang w:val="ru-RU"/>
+        </w:rPr>
+      </w:r>
+    </w:p>
+    <w:p>
+      <w:pPr>
+        <w:pStyle w:val="Normal"/>
+        <w:rPr>
+          <w:lang w:val="ru-RU"/>
+        </w:rPr>
+      </w:pPr>
+      <w:r>
+        <w:rPr>
+          <w:lang w:val="ru-RU"/>
+        </w:rPr>
+      </w:r>
+    </w:p>
+    <w:p>
+      <w:pPr>
+        <w:pStyle w:val="Heading3"/>
+        <w:numPr>
+          <w:ilvl w:val="2"/>
+          <w:numId w:val="1"/>
+        </w:numPr>
+        <w:ind w:hanging="0" w:start="0"/>
         <w:rPr/>
       </w:pPr>
       <w:r>
@@ -2644,209 +2597,299 @@
     <w:p>
       <w:pPr>
         <w:pStyle w:val="Normal"/>
-        <w:rPr/>
-      </w:pPr>
-      <w:r>
-        <w:rPr/>
+        <w:rPr>
+          <w:lang w:val="ru-RU"/>
+        </w:rPr>
+      </w:pPr>
+      <w:r>
+        <w:rPr>
+          <w:lang w:val="ru-RU"/>
+        </w:rPr>
         <w:t xml:space="preserve">Пакет НЕ дублирует услуги — ссылается на них  </w:t>
       </w:r>
     </w:p>
     <w:p>
       <w:pPr>
         <w:pStyle w:val="Normal"/>
-        <w:rPr/>
-      </w:pPr>
-      <w:r>
-        <w:rPr/>
+        <w:rPr>
+          <w:lang w:val="ru-RU"/>
+        </w:rPr>
+      </w:pPr>
+      <w:r>
+        <w:rPr>
+          <w:lang w:val="ru-RU"/>
+        </w:rPr>
         <w:t>Всего: 22 пакета (11 диагностических + 11 лабораторных).</w:t>
       </w:r>
     </w:p>
     <w:p>
       <w:pPr>
         <w:pStyle w:val="Normal"/>
-        <w:rPr/>
-      </w:pPr>
-      <w:r>
-        <w:rPr/>
-      </w:r>
-    </w:p>
-    <w:p>
-      <w:pPr>
-        <w:pStyle w:val="Normal"/>
-        <w:rPr/>
-      </w:pPr>
-      <w:r>
-        <w:rPr/>
+        <w:rPr>
+          <w:lang w:val="ru-RU"/>
+        </w:rPr>
+      </w:pPr>
+      <w:r>
+        <w:rPr>
+          <w:lang w:val="ru-RU"/>
+        </w:rPr>
+      </w:r>
+    </w:p>
+    <w:p>
+      <w:pPr>
+        <w:pStyle w:val="Normal"/>
+        <w:rPr>
+          <w:lang w:val="ru-RU"/>
+        </w:rPr>
+      </w:pPr>
+      <w:r>
+        <w:rPr>
+          <w:lang w:val="ru-RU"/>
+        </w:rPr>
         <w:t>Параметры:</w:t>
       </w:r>
     </w:p>
     <w:p>
       <w:pPr>
         <w:pStyle w:val="Normal"/>
-        <w:rPr/>
-      </w:pPr>
-      <w:r>
-        <w:rPr/>
+        <w:rPr>
+          <w:lang w:val="ru-RU"/>
+        </w:rPr>
+      </w:pPr>
+      <w:r>
+        <w:rPr>
+          <w:lang w:val="ru-RU"/>
+        </w:rPr>
         <w:t xml:space="preserve">    • </w:t>
       </w:r>
       <w:r>
-        <w:rPr/>
+        <w:rPr>
+          <w:lang w:val="ru-RU"/>
+        </w:rPr>
         <w:t>Код пакета — G-001-PAK-001</w:t>
       </w:r>
     </w:p>
     <w:p>
       <w:pPr>
         <w:pStyle w:val="Normal"/>
-        <w:rPr/>
-      </w:pPr>
-      <w:r>
-        <w:rPr/>
+        <w:rPr>
+          <w:lang w:val="ru-RU"/>
+        </w:rPr>
+      </w:pPr>
+      <w:r>
+        <w:rPr>
+          <w:lang w:val="ru-RU"/>
+        </w:rPr>
         <w:t xml:space="preserve">    • </w:t>
       </w:r>
       <w:r>
-        <w:rPr/>
+        <w:rPr>
+          <w:lang w:val="ru-RU"/>
+        </w:rPr>
         <w:t>Название (RU)</w:t>
       </w:r>
     </w:p>
     <w:p>
       <w:pPr>
         <w:pStyle w:val="Normal"/>
-        <w:rPr/>
-      </w:pPr>
-      <w:r>
-        <w:rPr/>
+        <w:rPr>
+          <w:lang w:val="ru-RU"/>
+        </w:rPr>
+      </w:pPr>
+      <w:r>
+        <w:rPr>
+          <w:lang w:val="ru-RU"/>
+        </w:rPr>
         <w:t xml:space="preserve">    • </w:t>
       </w:r>
       <w:r>
-        <w:rPr/>
+        <w:rPr>
+          <w:lang w:val="ru-RU"/>
+        </w:rPr>
         <w:t>Название (RO) — nullable в источнике</w:t>
       </w:r>
     </w:p>
     <w:p>
       <w:pPr>
         <w:pStyle w:val="Normal"/>
-        <w:rPr/>
-      </w:pPr>
-      <w:r>
-        <w:rPr/>
+        <w:rPr>
+          <w:lang w:val="ru-RU"/>
+        </w:rPr>
+      </w:pPr>
+      <w:r>
+        <w:rPr>
+          <w:lang w:val="ru-RU"/>
+        </w:rPr>
         <w:t xml:space="preserve">    • </w:t>
       </w:r>
       <w:r>
-        <w:rPr/>
+        <w:rPr>
+          <w:lang w:val="ru-RU"/>
+        </w:rPr>
         <w:t>Группа (FK → С2) — из кода пакета</w:t>
       </w:r>
     </w:p>
     <w:p>
       <w:pPr>
         <w:pStyle w:val="Normal"/>
-        <w:rPr/>
-      </w:pPr>
-      <w:r>
-        <w:rPr/>
+        <w:rPr>
+          <w:lang w:val="ru-RU"/>
+        </w:rPr>
+      </w:pPr>
+      <w:r>
+        <w:rPr>
+          <w:lang w:val="ru-RU"/>
+        </w:rPr>
         <w:t xml:space="preserve">    • </w:t>
       </w:r>
       <w:r>
-        <w:rPr/>
+        <w:rPr>
+          <w:lang w:val="ru-RU"/>
+        </w:rPr>
         <w:t>Подгруппа (FK → С3) — PAK</w:t>
       </w:r>
     </w:p>
     <w:p>
       <w:pPr>
         <w:pStyle w:val="Normal"/>
-        <w:rPr/>
-      </w:pPr>
-      <w:r>
-        <w:rPr/>
+        <w:rPr>
+          <w:lang w:val="ru-RU"/>
+        </w:rPr>
+      </w:pPr>
+      <w:r>
+        <w:rPr>
+          <w:lang w:val="ru-RU"/>
+        </w:rPr>
         <w:t xml:space="preserve">    • </w:t>
       </w:r>
       <w:r>
-        <w:rPr/>
+        <w:rPr>
+          <w:lang w:val="ru-RU"/>
+        </w:rPr>
         <w:t xml:space="preserve">Цена   </w:t>
       </w:r>
     </w:p>
     <w:p>
       <w:pPr>
         <w:pStyle w:val="Normal"/>
-        <w:rPr/>
-      </w:pPr>
-      <w:r>
-        <w:rPr/>
+        <w:rPr>
+          <w:lang w:val="ru-RU"/>
+        </w:rPr>
+      </w:pPr>
+      <w:r>
+        <w:rPr>
+          <w:lang w:val="ru-RU"/>
+        </w:rPr>
         <w:t xml:space="preserve">    • </w:t>
       </w:r>
       <w:r>
-        <w:rPr/>
+        <w:rPr>
+          <w:lang w:val="ru-RU"/>
+        </w:rPr>
         <w:t>Состав пакета (таблица):</w:t>
       </w:r>
     </w:p>
     <w:p>
       <w:pPr>
         <w:pStyle w:val="Normal"/>
-        <w:rPr/>
-      </w:pPr>
-      <w:r>
-        <w:rPr/>
+        <w:rPr>
+          <w:lang w:val="ru-RU"/>
+        </w:rPr>
+      </w:pPr>
+      <w:r>
+        <w:rPr>
+          <w:lang w:val="ru-RU"/>
+        </w:rPr>
         <w:t xml:space="preserve">        </w:t>
       </w:r>
       <w:r>
-        <w:rPr/>
+        <w:rPr>
+          <w:lang w:val="ru-RU"/>
+        </w:rPr>
         <w:t>- Код услуги (FK → С1)</w:t>
       </w:r>
     </w:p>
     <w:p>
       <w:pPr>
         <w:pStyle w:val="Normal"/>
-        <w:rPr/>
-      </w:pPr>
-      <w:r>
-        <w:rPr/>
+        <w:rPr>
+          <w:lang w:val="ru-RU"/>
+        </w:rPr>
+      </w:pPr>
+      <w:r>
+        <w:rPr>
+          <w:lang w:val="ru-RU"/>
+        </w:rPr>
         <w:t xml:space="preserve">        </w:t>
       </w:r>
       <w:r>
-        <w:rPr/>
+        <w:rPr>
+          <w:lang w:val="ru-RU"/>
+        </w:rPr>
         <w:t>- Название услуги</w:t>
       </w:r>
     </w:p>
     <w:p>
       <w:pPr>
         <w:pStyle w:val="Normal"/>
-        <w:rPr/>
-      </w:pPr>
-      <w:r>
-        <w:rPr/>
+        <w:rPr>
+          <w:lang w:val="ru-RU"/>
+        </w:rPr>
+      </w:pPr>
+      <w:r>
+        <w:rPr>
+          <w:lang w:val="ru-RU"/>
+        </w:rPr>
         <w:t xml:space="preserve">        </w:t>
       </w:r>
       <w:r>
-        <w:rPr/>
+        <w:rPr>
+          <w:lang w:val="ru-RU"/>
+        </w:rPr>
         <w:t>- Тип включения: обязательная / по назначению</w:t>
       </w:r>
     </w:p>
     <w:p>
       <w:pPr>
         <w:pStyle w:val="Normal"/>
-        <w:rPr/>
-      </w:pPr>
-      <w:r>
-        <w:rPr/>
+        <w:rPr>
+          <w:lang w:val="ru-RU"/>
+        </w:rPr>
+      </w:pPr>
+      <w:r>
+        <w:rPr>
+          <w:lang w:val="ru-RU"/>
+        </w:rPr>
         <w:t xml:space="preserve">    • </w:t>
       </w:r>
       <w:r>
-        <w:rPr/>
+        <w:rPr>
+          <w:lang w:val="ru-RU"/>
+        </w:rPr>
         <w:t>Статус — Активен / Не активен</w:t>
       </w:r>
     </w:p>
     <w:p>
       <w:pPr>
         <w:pStyle w:val="Normal"/>
-        <w:rPr/>
-      </w:pPr>
-      <w:r>
-        <w:rPr/>
-      </w:r>
-    </w:p>
-    <w:p>
-      <w:pPr>
-        <w:pStyle w:val="Normal"/>
-        <w:spacing w:before="0" w:after="283"/>
+        <w:rPr>
+          <w:lang w:val="ru-RU"/>
+        </w:rPr>
+      </w:pPr>
+      <w:r>
+        <w:rPr>
+          <w:lang w:val="ru-RU"/>
+        </w:rPr>
+      </w:r>
+    </w:p>
+    <w:p>
+      <w:pPr>
+        <w:pStyle w:val="Heading3"/>
+        <w:numPr>
+          <w:ilvl w:val="2"/>
+          <w:numId w:val="1"/>
+        </w:numPr>
+        <w:ind w:hanging="0" w:start="0"/>
         <w:rPr/>
       </w:pPr>
       <w:r>
@@ -2856,156 +2899,220 @@
     </w:p>
     <w:p>
       <w:pPr>
-        <w:pStyle w:val="BodyText"/>
-        <w:rPr/>
-      </w:pPr>
-      <w:r>
-        <w:rPr/>
+        <w:pStyle w:val="Normal"/>
+        <w:rPr>
+          <w:lang w:val="ru-RU"/>
+        </w:rPr>
+      </w:pPr>
+      <w:r>
+        <w:rPr>
+          <w:lang w:val="ru-RU"/>
+        </w:rPr>
         <w:t>Параметры: • Код исполнителя — EX-001 … EX-010 • Наименование</w:t>
       </w:r>
     </w:p>
     <w:p>
       <w:pPr>
-        <w:pStyle w:val="BodyText"/>
-        <w:rPr/>
-      </w:pPr>
-      <w:r>
-        <w:rPr/>
+        <w:pStyle w:val="Normal"/>
+        <w:rPr>
+          <w:lang w:val="ru-RU"/>
+        </w:rPr>
+      </w:pPr>
+      <w:r>
+        <w:rPr>
+          <w:lang w:val="ru-RU"/>
+        </w:rPr>
         <w:t>Значения (нормализованный справочник): </w:t>
       </w:r>
     </w:p>
     <w:p>
       <w:pPr>
-        <w:pStyle w:val="BodyText"/>
-        <w:rPr/>
-      </w:pPr>
-      <w:r>
-        <w:rPr/>
+        <w:pStyle w:val="Normal"/>
+        <w:rPr>
+          <w:lang w:val="ru-RU"/>
+        </w:rPr>
+      </w:pPr>
+      <w:r>
+        <w:rPr>
+          <w:lang w:val="ru-RU"/>
+        </w:rPr>
         <w:t>EX-001 | Медицинская сестра </w:t>
       </w:r>
     </w:p>
     <w:p>
       <w:pPr>
-        <w:pStyle w:val="BodyText"/>
-        <w:rPr/>
-      </w:pPr>
-      <w:r>
-        <w:rPr/>
+        <w:pStyle w:val="Normal"/>
+        <w:rPr>
+          <w:lang w:val="ru-RU"/>
+        </w:rPr>
+      </w:pPr>
+      <w:r>
+        <w:rPr>
+          <w:lang w:val="ru-RU"/>
+        </w:rPr>
         <w:t>EX-002 | Медицинская сестра диагностического отделения </w:t>
       </w:r>
     </w:p>
     <w:p>
       <w:pPr>
-        <w:pStyle w:val="BodyText"/>
-        <w:rPr/>
-      </w:pPr>
-      <w:r>
-        <w:rPr/>
+        <w:pStyle w:val="Normal"/>
+        <w:rPr>
+          <w:lang w:val="ru-RU"/>
+        </w:rPr>
+      </w:pPr>
+      <w:r>
+        <w:rPr>
+          <w:lang w:val="ru-RU"/>
+        </w:rPr>
         <w:t>EX-003 | Медицинская сестра стационара </w:t>
       </w:r>
     </w:p>
     <w:p>
       <w:pPr>
-        <w:pStyle w:val="BodyText"/>
-        <w:rPr/>
-      </w:pPr>
-      <w:r>
-        <w:rPr/>
+        <w:pStyle w:val="Normal"/>
+        <w:rPr>
+          <w:lang w:val="ru-RU"/>
+        </w:rPr>
+      </w:pPr>
+      <w:r>
+        <w:rPr>
+          <w:lang w:val="ru-RU"/>
+        </w:rPr>
         <w:t>EX-004 | Медицинская сестра операционного блока </w:t>
       </w:r>
     </w:p>
     <w:p>
       <w:pPr>
-        <w:pStyle w:val="BodyText"/>
-        <w:rPr/>
-      </w:pPr>
-      <w:r>
-        <w:rPr/>
+        <w:pStyle w:val="Normal"/>
+        <w:rPr>
+          <w:lang w:val="ru-RU"/>
+        </w:rPr>
+      </w:pPr>
+      <w:r>
+        <w:rPr>
+          <w:lang w:val="ru-RU"/>
+        </w:rPr>
         <w:t>EX-005 | Медицинская сестра процедурного кабинета </w:t>
       </w:r>
     </w:p>
     <w:p>
       <w:pPr>
-        <w:pStyle w:val="BodyText"/>
-        <w:rPr/>
-      </w:pPr>
-      <w:r>
-        <w:rPr/>
+        <w:pStyle w:val="Normal"/>
+        <w:rPr>
+          <w:lang w:val="ru-RU"/>
+        </w:rPr>
+      </w:pPr>
+      <w:r>
+        <w:rPr>
+          <w:lang w:val="ru-RU"/>
+        </w:rPr>
         <w:t>EX-006 | Врач офтальмолог </w:t>
       </w:r>
     </w:p>
     <w:p>
       <w:pPr>
-        <w:pStyle w:val="BodyText"/>
-        <w:rPr/>
-      </w:pPr>
-      <w:r>
-        <w:rPr/>
+        <w:pStyle w:val="Normal"/>
+        <w:rPr>
+          <w:lang w:val="ru-RU"/>
+        </w:rPr>
+      </w:pPr>
+      <w:r>
+        <w:rPr>
+          <w:lang w:val="ru-RU"/>
+        </w:rPr>
         <w:t>EX-007 | Врач ЛОР </w:t>
       </w:r>
     </w:p>
     <w:p>
       <w:pPr>
-        <w:pStyle w:val="BodyText"/>
-        <w:rPr/>
-      </w:pPr>
-      <w:r>
-        <w:rPr/>
+        <w:pStyle w:val="Normal"/>
+        <w:rPr>
+          <w:lang w:val="ru-RU"/>
+        </w:rPr>
+      </w:pPr>
+      <w:r>
+        <w:rPr>
+          <w:lang w:val="ru-RU"/>
+        </w:rPr>
         <w:t>EX-008| Врач анестезиолог </w:t>
       </w:r>
     </w:p>
     <w:p>
       <w:pPr>
-        <w:pStyle w:val="BodyText"/>
-        <w:rPr/>
-      </w:pPr>
-      <w:r>
-        <w:rPr/>
+        <w:pStyle w:val="Normal"/>
+        <w:rPr>
+          <w:lang w:val="ru-RU"/>
+        </w:rPr>
+      </w:pPr>
+      <w:r>
+        <w:rPr>
+          <w:lang w:val="ru-RU"/>
+        </w:rPr>
         <w:t>EX-009| Врач кардиолог </w:t>
       </w:r>
     </w:p>
     <w:p>
       <w:pPr>
-        <w:pStyle w:val="BodyText"/>
-        <w:rPr/>
-      </w:pPr>
-      <w:r>
-        <w:rPr/>
+        <w:pStyle w:val="Normal"/>
+        <w:rPr>
+          <w:lang w:val="ru-RU"/>
+        </w:rPr>
+      </w:pPr>
+      <w:r>
+        <w:rPr>
+          <w:lang w:val="ru-RU"/>
+        </w:rPr>
         <w:t>EX-010 | Врач стоматолог </w:t>
       </w:r>
     </w:p>
     <w:p>
       <w:pPr>
-        <w:pStyle w:val="BodyText"/>
-        <w:rPr/>
-      </w:pPr>
-      <w:r>
-        <w:rPr/>
+        <w:pStyle w:val="Normal"/>
+        <w:rPr>
+          <w:lang w:val="ru-RU"/>
+        </w:rPr>
+      </w:pPr>
+      <w:r>
+        <w:rPr>
+          <w:lang w:val="ru-RU"/>
+        </w:rPr>
         <w:t>EX-011 | Врач терапевт</w:t>
       </w:r>
     </w:p>
     <w:p>
       <w:pPr>
-        <w:pStyle w:val="BodyText"/>
-        <w:rPr/>
-      </w:pPr>
-      <w:r>
-        <w:rPr/>
-      </w:r>
-    </w:p>
-    <w:p>
-      <w:pPr>
-        <w:pStyle w:val="Normal"/>
-        <w:rPr/>
-      </w:pPr>
-      <w:r>
-        <w:rPr/>
-      </w:r>
-    </w:p>
-    <w:p>
-      <w:pPr>
-        <w:pStyle w:val="Normal"/>
-        <w:spacing w:before="0" w:after="283"/>
+        <w:pStyle w:val="Normal"/>
+        <w:rPr>
+          <w:lang w:val="ru-RU"/>
+        </w:rPr>
+      </w:pPr>
+      <w:r>
+        <w:rPr>
+          <w:lang w:val="ru-RU"/>
+        </w:rPr>
+      </w:r>
+    </w:p>
+    <w:p>
+      <w:pPr>
+        <w:pStyle w:val="Normal"/>
+        <w:rPr>
+          <w:lang w:val="ru-RU"/>
+        </w:rPr>
+      </w:pPr>
+      <w:r>
+        <w:rPr>
+          <w:lang w:val="ru-RU"/>
+        </w:rPr>
+      </w:r>
+    </w:p>
+    <w:p>
+      <w:pPr>
+        <w:pStyle w:val="Heading3"/>
+        <w:numPr>
+          <w:ilvl w:val="2"/>
+          <w:numId w:val="1"/>
+        </w:numPr>
+        <w:ind w:hanging="0" w:start="0"/>
         <w:rPr/>
       </w:pPr>
       <w:r>
@@ -3015,198 +3122,292 @@
     </w:p>
     <w:p>
       <w:pPr>
-        <w:pStyle w:val="BodyText"/>
-        <w:rPr/>
-      </w:pPr>
-      <w:r>
-        <w:rPr/>
+        <w:pStyle w:val="Normal"/>
+        <w:rPr>
+          <w:lang w:val="ru-RU"/>
+        </w:rPr>
+      </w:pPr>
+      <w:r>
+        <w:rPr>
+          <w:lang w:val="ru-RU"/>
+        </w:rPr>
         <w:t>Параметры: </w:t>
       </w:r>
     </w:p>
     <w:p>
       <w:pPr>
-        <w:pStyle w:val="BodyText"/>
-        <w:rPr/>
-      </w:pPr>
-      <w:r>
-        <w:rPr/>
+        <w:pStyle w:val="Normal"/>
+        <w:rPr>
+          <w:lang w:val="ru-RU"/>
+        </w:rPr>
+      </w:pPr>
+      <w:r>
+        <w:rPr>
+          <w:lang w:val="ru-RU"/>
+        </w:rPr>
         <w:t xml:space="preserve">• </w:t>
       </w:r>
       <w:r>
-        <w:rPr/>
+        <w:rPr>
+          <w:lang w:val="ru-RU"/>
+        </w:rPr>
         <w:t>Код места — LOC-001 … </w:t>
       </w:r>
     </w:p>
     <w:p>
       <w:pPr>
-        <w:pStyle w:val="BodyText"/>
-        <w:rPr/>
-      </w:pPr>
-      <w:r>
-        <w:rPr/>
+        <w:pStyle w:val="Normal"/>
+        <w:rPr>
+          <w:lang w:val="ru-RU"/>
+        </w:rPr>
+      </w:pPr>
+      <w:r>
+        <w:rPr>
+          <w:lang w:val="ru-RU"/>
+        </w:rPr>
         <w:t xml:space="preserve">• </w:t>
       </w:r>
       <w:r>
-        <w:rPr/>
+        <w:rPr>
+          <w:lang w:val="ru-RU"/>
+        </w:rPr>
         <w:t>Наименование</w:t>
       </w:r>
     </w:p>
     <w:p>
       <w:pPr>
-        <w:pStyle w:val="BodyText"/>
-        <w:rPr/>
-      </w:pPr>
-      <w:r>
-        <w:rPr/>
+        <w:pStyle w:val="Normal"/>
+        <w:rPr>
+          <w:lang w:val="ru-RU"/>
+        </w:rPr>
+      </w:pPr>
+      <w:r>
+        <w:rPr>
+          <w:lang w:val="ru-RU"/>
+        </w:rPr>
         <w:t>Значения : </w:t>
       </w:r>
     </w:p>
     <w:p>
       <w:pPr>
-        <w:pStyle w:val="BodyText"/>
-        <w:rPr/>
-      </w:pPr>
-      <w:r>
-        <w:rPr/>
+        <w:pStyle w:val="Normal"/>
+        <w:rPr>
+          <w:lang w:val="ru-RU"/>
+        </w:rPr>
+      </w:pPr>
+      <w:r>
+        <w:rPr>
+          <w:lang w:val="ru-RU"/>
+        </w:rPr>
         <w:t>LOC-001 | Кабинет анестезиолога </w:t>
       </w:r>
     </w:p>
     <w:p>
       <w:pPr>
-        <w:pStyle w:val="BodyText"/>
-        <w:rPr/>
-      </w:pPr>
-      <w:r>
-        <w:rPr/>
+        <w:pStyle w:val="Normal"/>
+        <w:rPr>
+          <w:lang w:val="ru-RU"/>
+        </w:rPr>
+      </w:pPr>
+      <w:r>
+        <w:rPr>
+          <w:lang w:val="ru-RU"/>
+        </w:rPr>
         <w:t>LOC-002 | Кабинет лаборатории </w:t>
       </w:r>
     </w:p>
     <w:p>
       <w:pPr>
-        <w:pStyle w:val="BodyText"/>
-        <w:rPr/>
-      </w:pPr>
-      <w:r>
-        <w:rPr/>
+        <w:pStyle w:val="Normal"/>
+        <w:rPr>
+          <w:lang w:val="ru-RU"/>
+        </w:rPr>
+      </w:pPr>
+      <w:r>
+        <w:rPr>
+          <w:lang w:val="ru-RU"/>
+        </w:rPr>
         <w:t>LOC-003 | Кабинет радиологии </w:t>
       </w:r>
     </w:p>
     <w:p>
       <w:pPr>
-        <w:pStyle w:val="BodyText"/>
-        <w:rPr/>
-      </w:pPr>
-      <w:r>
-        <w:rPr/>
+        <w:pStyle w:val="Normal"/>
+        <w:rPr>
+          <w:lang w:val="ru-RU"/>
+        </w:rPr>
+      </w:pPr>
+      <w:r>
+        <w:rPr>
+          <w:lang w:val="ru-RU"/>
+        </w:rPr>
         <w:t>LOC-004 | Кардиологический кабинет </w:t>
       </w:r>
     </w:p>
     <w:p>
       <w:pPr>
-        <w:pStyle w:val="BodyText"/>
-        <w:rPr/>
-      </w:pPr>
-      <w:r>
-        <w:rPr/>
+        <w:pStyle w:val="Normal"/>
+        <w:rPr>
+          <w:lang w:val="ru-RU"/>
+        </w:rPr>
+      </w:pPr>
+      <w:r>
+        <w:rPr>
+          <w:lang w:val="ru-RU"/>
+        </w:rPr>
         <w:t>LOC-005 | ЛОР отделение </w:t>
       </w:r>
     </w:p>
     <w:p>
       <w:pPr>
-        <w:pStyle w:val="BodyText"/>
-        <w:rPr/>
-      </w:pPr>
-      <w:r>
-        <w:rPr/>
+        <w:pStyle w:val="Normal"/>
+        <w:rPr>
+          <w:lang w:val="ru-RU"/>
+        </w:rPr>
+      </w:pPr>
+      <w:r>
+        <w:rPr>
+          <w:lang w:val="ru-RU"/>
+        </w:rPr>
         <w:t>LOC-006| Отделение диагностики </w:t>
       </w:r>
     </w:p>
     <w:p>
       <w:pPr>
-        <w:pStyle w:val="BodyText"/>
-        <w:rPr/>
-      </w:pPr>
-      <w:r>
-        <w:rPr/>
+        <w:pStyle w:val="Normal"/>
+        <w:rPr>
+          <w:lang w:val="ru-RU"/>
+        </w:rPr>
+      </w:pPr>
+      <w:r>
+        <w:rPr>
+          <w:lang w:val="ru-RU"/>
+        </w:rPr>
         <w:t>LOC-007 | Отделение опер.блок </w:t>
       </w:r>
     </w:p>
     <w:p>
       <w:pPr>
-        <w:pStyle w:val="BodyText"/>
-        <w:rPr/>
-      </w:pPr>
-      <w:r>
-        <w:rPr/>
+        <w:pStyle w:val="Normal"/>
+        <w:rPr>
+          <w:lang w:val="ru-RU"/>
+        </w:rPr>
+      </w:pPr>
+      <w:r>
+        <w:rPr>
+          <w:lang w:val="ru-RU"/>
+        </w:rPr>
         <w:t>LOC-008 | Отделение патологии глазного дна </w:t>
       </w:r>
     </w:p>
     <w:p>
       <w:pPr>
-        <w:pStyle w:val="BodyText"/>
-        <w:rPr/>
-      </w:pPr>
-      <w:r>
-        <w:rPr/>
+        <w:pStyle w:val="Normal"/>
+        <w:rPr>
+          <w:lang w:val="ru-RU"/>
+        </w:rPr>
+      </w:pPr>
+      <w:r>
+        <w:rPr>
+          <w:lang w:val="ru-RU"/>
+        </w:rPr>
         <w:t>LOC-009 | Отделение регистратура </w:t>
       </w:r>
     </w:p>
     <w:p>
       <w:pPr>
-        <w:pStyle w:val="BodyText"/>
-        <w:rPr/>
-      </w:pPr>
-      <w:r>
-        <w:rPr/>
+        <w:pStyle w:val="Normal"/>
+        <w:rPr>
+          <w:lang w:val="ru-RU"/>
+        </w:rPr>
+      </w:pPr>
+      <w:r>
+        <w:rPr>
+          <w:lang w:val="ru-RU"/>
+        </w:rPr>
         <w:t>LOC-010 | Отделение стационар </w:t>
       </w:r>
     </w:p>
     <w:p>
       <w:pPr>
-        <w:pStyle w:val="BodyText"/>
-        <w:rPr/>
-      </w:pPr>
-      <w:r>
-        <w:rPr/>
+        <w:pStyle w:val="Normal"/>
+        <w:rPr>
+          <w:lang w:val="ru-RU"/>
+        </w:rPr>
+      </w:pPr>
+      <w:r>
+        <w:rPr>
+          <w:lang w:val="ru-RU"/>
+        </w:rPr>
         <w:t>LOC-011 | Приемное отделение </w:t>
       </w:r>
     </w:p>
     <w:p>
       <w:pPr>
-        <w:pStyle w:val="BodyText"/>
-        <w:rPr/>
-      </w:pPr>
-      <w:r>
-        <w:rPr/>
+        <w:pStyle w:val="Normal"/>
+        <w:rPr>
+          <w:lang w:val="ru-RU"/>
+        </w:rPr>
+      </w:pPr>
+      <w:r>
+        <w:rPr>
+          <w:lang w:val="ru-RU"/>
+        </w:rPr>
         <w:t>LOC-012 | Стоматологический кабинет</w:t>
       </w:r>
     </w:p>
     <w:p>
       <w:pPr>
-        <w:pStyle w:val="BodyText"/>
-        <w:rPr/>
-      </w:pPr>
-      <w:r>
-        <w:rPr/>
-      </w:r>
-    </w:p>
-    <w:p>
-      <w:pPr>
-        <w:pStyle w:val="Normal"/>
-        <w:rPr/>
-      </w:pPr>
-      <w:r>
-        <w:rPr/>
-      </w:r>
-    </w:p>
-    <w:p>
-      <w:pPr>
-        <w:pStyle w:val="Normal"/>
+        <w:pStyle w:val="Normal"/>
+        <w:rPr>
+          <w:lang w:val="ru-RU"/>
+        </w:rPr>
+      </w:pPr>
+      <w:r>
+        <w:rPr>
+          <w:lang w:val="ru-RU"/>
+        </w:rPr>
+      </w:r>
+    </w:p>
+    <w:p>
+      <w:pPr>
+        <w:pStyle w:val="Normal"/>
+        <w:rPr>
+          <w:lang w:val="ru-RU"/>
+        </w:rPr>
+      </w:pPr>
+      <w:r>
+        <w:rPr>
+          <w:lang w:val="ru-RU"/>
+        </w:rPr>
+      </w:r>
+    </w:p>
+    <w:p>
+      <w:pPr>
+        <w:pStyle w:val="Heading3"/>
+        <w:numPr>
+          <w:ilvl w:val="2"/>
+          <w:numId w:val="1"/>
+        </w:numPr>
+        <w:ind w:hanging="0" w:start="0"/>
         <w:rPr/>
       </w:pPr>
       <w:r>
         <w:rPr/>
         <w:t>С7. Клиника (справочник)</w:t>
+      </w:r>
+    </w:p>
+    <w:p>
+      <w:pPr>
+        <w:pStyle w:val="Normal"/>
+        <w:rPr>
+          <w:lang w:val="ru-RU"/>
+        </w:rPr>
+      </w:pPr>
+      <w:r>
+        <w:rPr>
+          <w:lang w:val="ru-RU"/>
+        </w:rPr>
         <w:br/>
         <w:t>Параметры:</w:t>
       </w:r>
@@ -3214,84 +3415,120 @@
     <w:p>
       <w:pPr>
         <w:pStyle w:val="Normal"/>
-        <w:rPr/>
-      </w:pPr>
-      <w:r>
-        <w:rPr/>
+        <w:rPr>
+          <w:lang w:val="ru-RU"/>
+        </w:rPr>
+      </w:pPr>
+      <w:r>
+        <w:rPr>
+          <w:lang w:val="ru-RU"/>
+        </w:rPr>
         <w:t xml:space="preserve">    • </w:t>
       </w:r>
       <w:r>
-        <w:rPr/>
+        <w:rPr>
+          <w:lang w:val="ru-RU"/>
+        </w:rPr>
         <w:t>Код клиники</w:t>
       </w:r>
     </w:p>
     <w:p>
       <w:pPr>
         <w:pStyle w:val="Normal"/>
-        <w:rPr/>
-      </w:pPr>
-      <w:r>
-        <w:rPr/>
+        <w:rPr>
+          <w:lang w:val="ru-RU"/>
+        </w:rPr>
+      </w:pPr>
+      <w:r>
+        <w:rPr>
+          <w:lang w:val="ru-RU"/>
+        </w:rPr>
         <w:t xml:space="preserve">    • </w:t>
       </w:r>
       <w:r>
-        <w:rPr/>
+        <w:rPr>
+          <w:lang w:val="ru-RU"/>
+        </w:rPr>
         <w:t>Название (RU)</w:t>
       </w:r>
     </w:p>
     <w:p>
       <w:pPr>
         <w:pStyle w:val="Normal"/>
-        <w:rPr/>
-      </w:pPr>
-      <w:r>
-        <w:rPr/>
+        <w:rPr>
+          <w:lang w:val="ru-RU"/>
+        </w:rPr>
+      </w:pPr>
+      <w:r>
+        <w:rPr>
+          <w:lang w:val="ru-RU"/>
+        </w:rPr>
         <w:t xml:space="preserve">    • </w:t>
       </w:r>
       <w:r>
-        <w:rPr/>
+        <w:rPr>
+          <w:lang w:val="ru-RU"/>
+        </w:rPr>
         <w:t>Название (RO)</w:t>
       </w:r>
     </w:p>
     <w:p>
       <w:pPr>
         <w:pStyle w:val="Normal"/>
-        <w:rPr/>
-      </w:pPr>
-      <w:r>
-        <w:rPr/>
+        <w:rPr>
+          <w:lang w:val="ru-RU"/>
+        </w:rPr>
+      </w:pPr>
+      <w:r>
+        <w:rPr>
+          <w:lang w:val="ru-RU"/>
+        </w:rPr>
         <w:t xml:space="preserve">    • </w:t>
       </w:r>
       <w:r>
-        <w:rPr/>
+        <w:rPr>
+          <w:lang w:val="ru-RU"/>
+        </w:rPr>
         <w:t>Адрес</w:t>
       </w:r>
     </w:p>
     <w:p>
       <w:pPr>
         <w:pStyle w:val="Normal"/>
-        <w:rPr/>
-      </w:pPr>
-      <w:r>
-        <w:rPr/>
+        <w:rPr>
+          <w:lang w:val="ru-RU"/>
+        </w:rPr>
+      </w:pPr>
+      <w:r>
+        <w:rPr>
+          <w:lang w:val="ru-RU"/>
+        </w:rPr>
         <w:t xml:space="preserve">    • </w:t>
       </w:r>
       <w:r>
-        <w:rPr/>
+        <w:rPr>
+          <w:lang w:val="ru-RU"/>
+        </w:rPr>
         <w:t>Телефон</w:t>
       </w:r>
     </w:p>
     <w:p>
       <w:pPr>
         <w:pStyle w:val="Normal"/>
-        <w:rPr/>
-      </w:pPr>
-      <w:r>
-        <w:rPr/>
+        <w:rPr>
+          <w:lang w:val="ru-RU"/>
+        </w:rPr>
+      </w:pPr>
+      <w:r>
+        <w:rPr>
+          <w:lang w:val="ru-RU"/>
+        </w:rPr>
         <w:t xml:space="preserve">    • </w:t>
       </w:r>
       <w:r>
-        <w:rPr/>
+        <w:rPr>
+          <w:lang w:val="ru-RU"/>
+        </w:rPr>
         <w:t>Статус (активна / закрыта)</w:t>
         <w:br/>
       </w:r>
@@ -3299,46 +3536,35 @@
     <w:p>
       <w:pPr>
         <w:pStyle w:val="Normal"/>
-        <w:rPr/>
-      </w:pPr>
-      <w:r>
-        <w:rPr/>
+        <w:rPr>
+          <w:lang w:val="ru-RU"/>
+        </w:rPr>
+      </w:pPr>
+      <w:r>
+        <w:rPr>
+          <w:lang w:val="ru-RU"/>
+        </w:rPr>
         <w:t>Значения</w:t>
       </w:r>
     </w:p>
     <w:p>
       <w:pPr>
-        <w:pStyle w:val="BodyText"/>
-        <w:widowControl/>
+        <w:pStyle w:val="Normal"/>
         <w:numPr>
           <w:ilvl w:val="0"/>
           <w:numId w:val="3"/>
         </w:numPr>
-        <w:pBdr/>
         <w:tabs>
-          <w:tab w:val="clear" w:pos="709"/>
           <w:tab w:val="left" w:pos="709" w:leader="none"/>
         </w:tabs>
-        <w:spacing w:before="150" w:after="150"/>
-        <w:ind w:hanging="0" w:start="709" w:end="0"/>
+        <w:ind w:hanging="0" w:start="709"/>
         <w:rPr/>
       </w:pPr>
       <w:hyperlink r:id="rId5">
         <w:r>
           <w:rPr>
             <w:rStyle w:val="Hyperlink"/>
-            <w:rFonts w:ascii="Gilrou-Medium" w:hAnsi="Gilrou-Medium"/>
-            <w:b w:val="false"/>
-            <w:i w:val="false"/>
-            <w:caps w:val="false"/>
-            <w:smallCaps w:val="false"/>
-            <w:strike w:val="false"/>
-            <w:dstrike w:val="false"/>
-            <w:color w:val="2F2F2F"/>
-            <w:spacing w:val="0"/>
-            <w:sz w:val="24"/>
-            <w:u w:val="none"/>
-            <w:effect w:val="none"/>
+            <w:lang w:val="ru-RU"/>
           </w:rPr>
           <w:t>Кишинёв</w:t>
         </w:r>
@@ -3346,37 +3572,22 @@
     </w:p>
     <w:p>
       <w:pPr>
-        <w:pStyle w:val="BodyText"/>
-        <w:widowControl/>
+        <w:pStyle w:val="Normal"/>
         <w:numPr>
           <w:ilvl w:val="0"/>
           <w:numId w:val="3"/>
         </w:numPr>
-        <w:pBdr/>
         <w:tabs>
-          <w:tab w:val="clear" w:pos="709"/>
           <w:tab w:val="left" w:pos="709" w:leader="none"/>
         </w:tabs>
-        <w:spacing w:before="150" w:after="150"/>
-        <w:ind w:hanging="0" w:start="709" w:end="0"/>
+        <w:ind w:hanging="0" w:start="709"/>
         <w:rPr/>
       </w:pPr>
       <w:hyperlink r:id="rId6">
         <w:r>
           <w:rPr>
             <w:rStyle w:val="Hyperlink"/>
-            <w:rFonts w:ascii="Gilrou-Medium" w:hAnsi="Gilrou-Medium"/>
-            <w:b w:val="false"/>
-            <w:i w:val="false"/>
-            <w:caps w:val="false"/>
-            <w:smallCaps w:val="false"/>
-            <w:strike w:val="false"/>
-            <w:dstrike w:val="false"/>
-            <w:color w:val="2F2F2F"/>
-            <w:spacing w:val="0"/>
-            <w:sz w:val="24"/>
-            <w:u w:val="none"/>
-            <w:effect w:val="none"/>
+            <w:lang w:val="ru-RU"/>
           </w:rPr>
           <w:t>Тирасполь</w:t>
         </w:r>
@@ -3384,37 +3595,22 @@
     </w:p>
     <w:p>
       <w:pPr>
-        <w:pStyle w:val="BodyText"/>
-        <w:widowControl/>
+        <w:pStyle w:val="Normal"/>
         <w:numPr>
           <w:ilvl w:val="0"/>
           <w:numId w:val="3"/>
         </w:numPr>
-        <w:pBdr/>
         <w:tabs>
-          <w:tab w:val="clear" w:pos="709"/>
           <w:tab w:val="left" w:pos="709" w:leader="none"/>
         </w:tabs>
-        <w:spacing w:before="150" w:after="150"/>
-        <w:ind w:hanging="0" w:start="709" w:end="0"/>
+        <w:ind w:hanging="0" w:start="709"/>
         <w:rPr/>
       </w:pPr>
       <w:hyperlink r:id="rId7">
         <w:r>
           <w:rPr>
             <w:rStyle w:val="Hyperlink"/>
-            <w:rFonts w:ascii="Gilrou-Medium" w:hAnsi="Gilrou-Medium"/>
-            <w:b w:val="false"/>
-            <w:i w:val="false"/>
-            <w:caps w:val="false"/>
-            <w:smallCaps w:val="false"/>
-            <w:strike w:val="false"/>
-            <w:dstrike w:val="false"/>
-            <w:color w:val="2F2F2F"/>
-            <w:spacing w:val="0"/>
-            <w:sz w:val="24"/>
-            <w:u w:val="none"/>
-            <w:effect w:val="none"/>
+            <w:lang w:val="ru-RU"/>
           </w:rPr>
           <w:t>Рыбница</w:t>
         </w:r>
@@ -3431,6 +3627,84 @@
         <w:rPr>
           <w:lang w:val="ru-RU"/>
         </w:rPr>
+      </w:r>
+    </w:p>
+    <w:p>
+      <w:pPr>
+        <w:pStyle w:val="Normal"/>
+        <w:rPr>
+          <w:lang w:val="ru-RU"/>
+        </w:rPr>
+      </w:pPr>
+      <w:r>
+        <w:rPr>
+          <w:lang w:val="ru-RU"/>
+        </w:rPr>
+      </w:r>
+    </w:p>
+    <w:p>
+      <w:pPr>
+        <w:pStyle w:val="Normal"/>
+        <w:rPr>
+          <w:lang w:val="ru-RU"/>
+        </w:rPr>
+      </w:pPr>
+      <w:r>
+        <w:rPr>
+          <w:lang w:val="ru-RU"/>
+        </w:rPr>
+        <w:drawing>
+          <wp:anchor distT="0" distB="0" distL="0" distR="0" simplePos="0" relativeHeight="2" behindDoc="0" locked="0" layoutInCell="0" allowOverlap="1">
+            <wp:simplePos x="0" y="0"/>
+            <wp:positionH relativeFrom="column">
+              <wp:posOffset>0</wp:posOffset>
+            </wp:positionH>
+            <wp:positionV relativeFrom="paragraph">
+              <wp:posOffset>40640</wp:posOffset>
+            </wp:positionV>
+            <wp:extent cx="6332220" cy="8181340"/>
+            <wp:effectExtent l="0" t="0" r="0" b="0"/>
+            <wp:wrapSquare wrapText="largest"/>
+            <wp:docPr id="1" name="Изображение1"/>
+            <wp:cNvGraphicFramePr>
+              <a:graphicFrameLocks xmlns:a="http://schemas.openxmlformats.org/drawingml/2006/main" noChangeAspect="1"/>
+            </wp:cNvGraphicFramePr>
+            <a:graphic xmlns:a="http://schemas.openxmlformats.org/drawingml/2006/main">
+              <a:graphicData uri="http://schemas.openxmlformats.org/drawingml/2006/picture">
+                <pic:pic xmlns:pic="http://schemas.openxmlformats.org/drawingml/2006/picture">
+                  <pic:nvPicPr>
+                    <pic:cNvPr id="1" name="Изображение1"/>
+                    <pic:cNvPicPr>
+                      <a:picLocks noChangeAspect="1" noChangeArrowheads="1"/>
+                    </pic:cNvPicPr>
+                  </pic:nvPicPr>
+                  <pic:blipFill>
+                    <a:blip r:embed="rId8">
+                      <a:extLst>
+                        <a:ext uri="{96DAC541-7B7A-43D3-8B79-37D633B846F1}">
+                          <asvg:svgBlip xmlns:asvg="http://schemas.microsoft.com/office/drawing/2016/SVG/main" r:embed="rId9"/>
+                        </a:ext>
+                      </a:extLst>
+                    </a:blip>
+                    <a:stretch>
+                      <a:fillRect/>
+                    </a:stretch>
+                  </pic:blipFill>
+                  <pic:spPr bwMode="auto">
+                    <a:xfrm>
+                      <a:off x="0" y="0"/>
+                      <a:ext cx="6332220" cy="8181340"/>
+                    </a:xfrm>
+                    <a:prstGeom prst="rect">
+                      <a:avLst/>
+                    </a:prstGeom>
+                    <a:noFill/>
+                  </pic:spPr>
+                </pic:pic>
+              </a:graphicData>
+            </a:graphic>
+          </wp:anchor>
+        </w:drawing>
       </w:r>
     </w:p>
     <w:sectPr>
@@ -3440,7 +3714,7 @@
       <w:pgNumType w:fmt="decimal"/>
       <w:formProt w:val="false"/>
       <w:textDirection w:val="lrTb"/>
-      <w:docGrid w:type="default" w:linePitch="312" w:charSpace="4294961151"/>
+      <w:docGrid w:type="default" w:linePitch="312" w:charSpace="0"/>
     </w:sectPr>
   </w:body>
 </w:document>
@@ -3452,7 +3726,6 @@
     <w:lvl w:ilvl="0">
       <w:start w:val="1"/>
       <w:numFmt w:val="none"/>
-      <w:pStyle w:val="Heading1"/>
       <w:suff w:val="nothing"/>
       <w:lvlText w:val="%1"/>
       <w:lvlJc w:val="start"/>
@@ -3462,11 +3735,11 @@
         </w:tabs>
         <w:ind w:start="0" w:hanging="0"/>
       </w:pPr>
+      <w:rPr/>
     </w:lvl>
     <w:lvl w:ilvl="1">
       <w:start w:val="1"/>
       <w:numFmt w:val="none"/>
-      <w:pStyle w:val="Heading2"/>
       <w:suff w:val="nothing"/>
       <w:lvlText w:val="%2"/>
       <w:lvlJc w:val="start"/>
@@ -3476,6 +3749,7 @@
         </w:tabs>
         <w:ind w:start="0" w:hanging="0"/>
       </w:pPr>
+      <w:rPr/>
     </w:lvl>
     <w:lvl w:ilvl="2">
       <w:start w:val="1"/>
@@ -3489,6 +3763,7 @@
         </w:tabs>
         <w:ind w:start="0" w:hanging="0"/>
       </w:pPr>
+      <w:rPr/>
     </w:lvl>
     <w:lvl w:ilvl="3">
       <w:start w:val="1"/>
@@ -3502,6 +3777,7 @@
         </w:tabs>
         <w:ind w:start="0" w:hanging="0"/>
       </w:pPr>
+      <w:rPr/>
     </w:lvl>
     <w:lvl w:ilvl="4">
       <w:start w:val="1"/>
@@ -3515,6 +3791,7 @@
         </w:tabs>
         <w:ind w:start="0" w:hanging="0"/>
       </w:pPr>
+      <w:rPr/>
     </w:lvl>
     <w:lvl w:ilvl="5">
       <w:start w:val="1"/>
@@ -3528,6 +3805,7 @@
         </w:tabs>
         <w:ind w:start="0" w:hanging="0"/>
       </w:pPr>
+      <w:rPr/>
     </w:lvl>
     <w:lvl w:ilvl="6">
       <w:start w:val="1"/>
@@ -3541,6 +3819,7 @@
         </w:tabs>
         <w:ind w:start="0" w:hanging="0"/>
       </w:pPr>
+      <w:rPr/>
     </w:lvl>
     <w:lvl w:ilvl="7">
       <w:start w:val="1"/>
@@ -3554,6 +3833,7 @@
         </w:tabs>
         <w:ind w:start="0" w:hanging="0"/>
       </w:pPr>
+      <w:rPr/>
     </w:lvl>
     <w:lvl w:ilvl="8">
       <w:start w:val="1"/>
@@ -3567,6 +3847,7 @@
         </w:tabs>
         <w:ind w:start="0" w:hanging="0"/>
       </w:pPr>
+      <w:rPr/>
     </w:lvl>
   </w:abstractNum>
   <w:abstractNum w:abstractNumId="2">
@@ -3715,7 +3996,7 @@
       <w:lvlJc w:val="start"/>
       <w:pPr>
         <w:tabs>
-          <w:tab w:val="num" w:pos="709"/>
+          <w:tab w:val="num" w:pos="0"/>
         </w:tabs>
         <w:ind w:start="709" w:hanging="0"/>
       </w:pPr>
@@ -3842,6 +4123,125 @@
       <w:rPr>
         <w:rFonts w:ascii="Symbol" w:hAnsi="Symbol" w:cs="Symbol" w:hint="default"/>
       </w:rPr>
+    </w:lvl>
+  </w:abstractNum>
+  <w:abstractNum w:abstractNumId="4">
+    <w:lvl w:ilvl="0">
+      <w:start w:val="1"/>
+      <w:numFmt w:val="none"/>
+      <w:suff w:val="nothing"/>
+      <w:lvlText w:val=""/>
+      <w:lvlJc w:val="start"/>
+      <w:pPr>
+        <w:tabs>
+          <w:tab w:val="num" w:pos="0"/>
+        </w:tabs>
+        <w:ind w:start="0" w:hanging="0"/>
+      </w:pPr>
+    </w:lvl>
+    <w:lvl w:ilvl="1">
+      <w:start w:val="1"/>
+      <w:numFmt w:val="none"/>
+      <w:suff w:val="nothing"/>
+      <w:lvlText w:val=""/>
+      <w:lvlJc w:val="start"/>
+      <w:pPr>
+        <w:tabs>
+          <w:tab w:val="num" w:pos="0"/>
+        </w:tabs>
+        <w:ind w:start="0" w:hanging="0"/>
+      </w:pPr>
+    </w:lvl>
+    <w:lvl w:ilvl="2">
+      <w:start w:val="1"/>
+      <w:numFmt w:val="none"/>
+      <w:suff w:val="nothing"/>
+      <w:lvlText w:val=""/>
+      <w:lvlJc w:val="start"/>
+      <w:pPr>
+        <w:tabs>
+          <w:tab w:val="num" w:pos="0"/>
+        </w:tabs>
+        <w:ind w:start="0" w:hanging="0"/>
+      </w:pPr>
+    </w:lvl>
+    <w:lvl w:ilvl="3">
+      <w:start w:val="1"/>
+      <w:numFmt w:val="none"/>
+      <w:suff w:val="nothing"/>
+      <w:lvlText w:val=""/>
+      <w:lvlJc w:val="start"/>
+      <w:pPr>
+        <w:tabs>
+          <w:tab w:val="num" w:pos="0"/>
+        </w:tabs>
+        <w:ind w:start="0" w:hanging="0"/>
+      </w:pPr>
+    </w:lvl>
+    <w:lvl w:ilvl="4">
+      <w:start w:val="1"/>
+      <w:numFmt w:val="none"/>
+      <w:suff w:val="nothing"/>
+      <w:lvlText w:val=""/>
+      <w:lvlJc w:val="start"/>
+      <w:pPr>
+        <w:tabs>
+          <w:tab w:val="num" w:pos="0"/>
+        </w:tabs>
+        <w:ind w:start="0" w:hanging="0"/>
+      </w:pPr>
+    </w:lvl>
+    <w:lvl w:ilvl="5">
+      <w:start w:val="1"/>
+      <w:numFmt w:val="none"/>
+      <w:suff w:val="nothing"/>
+      <w:lvlText w:val=""/>
+      <w:lvlJc w:val="start"/>
+      <w:pPr>
+        <w:tabs>
+          <w:tab w:val="num" w:pos="0"/>
+        </w:tabs>
+        <w:ind w:start="0" w:hanging="0"/>
+      </w:pPr>
+    </w:lvl>
+    <w:lvl w:ilvl="6">
+      <w:start w:val="1"/>
+      <w:numFmt w:val="none"/>
+      <w:suff w:val="nothing"/>
+      <w:lvlText w:val=""/>
+      <w:lvlJc w:val="start"/>
+      <w:pPr>
+        <w:tabs>
+          <w:tab w:val="num" w:pos="0"/>
+        </w:tabs>
+        <w:ind w:start="0" w:hanging="0"/>
+      </w:pPr>
+    </w:lvl>
+    <w:lvl w:ilvl="7">
+      <w:start w:val="1"/>
+      <w:numFmt w:val="none"/>
+      <w:suff w:val="nothing"/>
+      <w:lvlText w:val=""/>
+      <w:lvlJc w:val="start"/>
+      <w:pPr>
+        <w:tabs>
+          <w:tab w:val="num" w:pos="0"/>
+        </w:tabs>
+        <w:ind w:start="0" w:hanging="0"/>
+      </w:pPr>
+    </w:lvl>
+    <w:lvl w:ilvl="8">
+      <w:start w:val="1"/>
+      <w:numFmt w:val="none"/>
+      <w:suff w:val="nothing"/>
+      <w:lvlText w:val=""/>
+      <w:lvlJc w:val="start"/>
+      <w:pPr>
+        <w:tabs>
+          <w:tab w:val="num" w:pos="0"/>
+        </w:tabs>
+        <w:ind w:start="0" w:hanging="0"/>
+      </w:pPr>
     </w:lvl>
   </w:abstractNum>
   <w:num w:numId="1">
@@ -3852,6 +4252,9 @@
   </w:num>
   <w:num w:numId="3">
     <w:abstractNumId w:val="3"/>
+  </w:num>
+  <w:num w:numId="4">
+    <w:abstractNumId w:val="4"/>
   </w:num>
 </w:numbering>
 </file>
@@ -3870,7 +4273,6 @@
     </w:rPrDefault>
     <w:pPrDefault>
       <w:pPr>
-        <w:widowControl/>
         <w:suppressAutoHyphens w:val="true"/>
       </w:pPr>
     </w:pPrDefault>
@@ -3880,10 +4282,11 @@
     <w:qFormat/>
     <w:pPr>
       <w:widowControl/>
-      <w:kinsoku w:val="true"/>
-      <w:overflowPunct w:val="true"/>
-      <w:autoSpaceDE w:val="true"/>
+      <w:suppressAutoHyphens w:val="true"/>
+      <w:overflowPunct w:val="false"/>
       <w:bidi w:val="0"/>
+      <w:spacing w:before="0" w:after="0"/>
+      <w:jc w:val="start"/>
     </w:pPr>
     <w:rPr>
       <w:rFonts w:ascii="Liberation Serif" w:hAnsi="Liberation Serif" w:eastAsia="NSimSun" w:cs="Lucida Sans"/>
@@ -3896,7 +4299,7 @@
   </w:style>
   <w:style w:type="paragraph" w:styleId="Heading1">
     <w:name w:val="heading 1"/>
-    <w:basedOn w:val="Style14"/>
+    <w:basedOn w:val="user2"/>
     <w:next w:val="BodyText"/>
     <w:qFormat/>
     <w:pPr>
@@ -3916,7 +4319,7 @@
   </w:style>
   <w:style w:type="paragraph" w:styleId="Heading2">
     <w:name w:val="heading 2"/>
-    <w:basedOn w:val="Style14"/>
+    <w:basedOn w:val="user2"/>
     <w:next w:val="BodyText"/>
     <w:qFormat/>
     <w:pPr>
@@ -3934,15 +4337,35 @@
       <w:szCs w:val="32"/>
     </w:rPr>
   </w:style>
-  <w:style w:type="character" w:styleId="Style12">
-    <w:name w:val="Маркеры"/>
+  <w:style w:type="paragraph" w:styleId="Heading3">
+    <w:name w:val="heading 3"/>
+    <w:basedOn w:val="user2"/>
+    <w:next w:val="BodyText"/>
+    <w:qFormat/>
+    <w:pPr>
+      <w:numPr>
+        <w:ilvl w:val="2"/>
+        <w:numId w:val="1"/>
+      </w:numPr>
+      <w:spacing w:before="140" w:after="120"/>
+      <w:outlineLvl w:val="2"/>
+    </w:pPr>
+    <w:rPr>
+      <w:b/>
+      <w:bCs/>
+      <w:sz w:val="28"/>
+      <w:szCs w:val="28"/>
+    </w:rPr>
+  </w:style>
+  <w:style w:type="character" w:styleId="user">
+    <w:name w:val="Маркеры (user)"/>
     <w:qFormat/>
     <w:rPr>
       <w:rFonts w:ascii="OpenSymbol" w:hAnsi="OpenSymbol" w:eastAsia="OpenSymbol" w:cs="OpenSymbol"/>
     </w:rPr>
   </w:style>
-  <w:style w:type="character" w:styleId="Style13">
-    <w:name w:val="Символ нумерации"/>
+  <w:style w:type="character" w:styleId="user1">
+    <w:name w:val="Символ нумерации (user)"/>
     <w:qFormat/>
     <w:rPr/>
   </w:style>
@@ -3953,7 +4376,7 @@
       <w:u w:val="single"/>
     </w:rPr>
   </w:style>
-  <w:style w:type="paragraph" w:styleId="Style14">
+  <w:style w:type="paragraph" w:styleId="Style11">
     <w:name w:val="Заголовок"/>
     <w:basedOn w:val="Normal"/>
     <w:next w:val="BodyText"/>
@@ -4000,7 +4423,7 @@
       <w:szCs w:val="24"/>
     </w:rPr>
   </w:style>
-  <w:style w:type="paragraph" w:styleId="Style15">
+  <w:style w:type="paragraph" w:styleId="Style12">
     <w:name w:val="Указатель"/>
     <w:basedOn w:val="Normal"/>
     <w:qFormat/>
@@ -4011,8 +4434,34 @@
       <w:rFonts w:cs="Lucida Sans"/>
     </w:rPr>
   </w:style>
-  <w:style w:type="paragraph" w:styleId="Style16">
-    <w:name w:val="Текст в заданном формате"/>
+  <w:style w:type="paragraph" w:styleId="user2">
+    <w:name w:val="Заголовок (user)"/>
+    <w:basedOn w:val="Normal"/>
+    <w:next w:val="BodyText"/>
+    <w:qFormat/>
+    <w:pPr>
+      <w:keepNext w:val="true"/>
+      <w:spacing w:before="240" w:after="120"/>
+    </w:pPr>
+    <w:rPr>
+      <w:rFonts w:ascii="Liberation Sans" w:hAnsi="Liberation Sans" w:eastAsia="Microsoft YaHei" w:cs="Lucida Sans"/>
+      <w:sz w:val="28"/>
+      <w:szCs w:val="28"/>
+    </w:rPr>
+  </w:style>
+  <w:style w:type="paragraph" w:styleId="user3">
+    <w:name w:val="Указатель (user)"/>
+    <w:basedOn w:val="Normal"/>
+    <w:qFormat/>
+    <w:pPr>
+      <w:suppressLineNumbers/>
+    </w:pPr>
+    <w:rPr>
+      <w:rFonts w:cs="Lucida Sans"/>
+    </w:rPr>
+  </w:style>
+  <w:style w:type="paragraph" w:styleId="user4">
+    <w:name w:val="Текст в заданном формате (user)"/>
     <w:basedOn w:val="Normal"/>
     <w:qFormat/>
     <w:pPr>
@@ -4023,6 +4472,23 @@
       <w:sz w:val="20"/>
       <w:szCs w:val="20"/>
     </w:rPr>
+  </w:style>
+  <w:style w:type="paragraph" w:styleId="user5">
+    <w:name w:val="Содержимое врезки (user)"/>
+    <w:basedOn w:val="Normal"/>
+    <w:qFormat/>
+    <w:pPr/>
+    <w:rPr/>
+  </w:style>
+  <w:style w:type="paragraph" w:styleId="user6">
+    <w:name w:val="Блочная цитата (user)"/>
+    <w:basedOn w:val="Normal"/>
+    <w:qFormat/>
+    <w:pPr>
+      <w:spacing w:before="0" w:after="283"/>
+      <w:ind w:hanging="0" w:start="567" w:end="567"/>
+    </w:pPr>
+    <w:rPr/>
   </w:style>
 </w:styles>
 </file>
